--- a/exercises/Bài tập 083 - Phương tiện liên kết và quy chiếu.docx
+++ b/exercises/Bài tập 083 - Phương tiện liên kết và quy chiếu.docx
@@ -1,646 +1,2943 @@
 
 <file path=word/document.xml><?xml version="1.0" encoding="utf-8"?>
-<w:document xmlns:w="http://schemas.openxmlformats.org/wordprocessingml/2006/main">
+<w:document xmlns:wpc="http://schemas.microsoft.com/office/word/2010/wordprocessingCanvas" xmlns:cx="http://schemas.microsoft.com/office/drawing/2014/chartex" xmlns:cx1="http://schemas.microsoft.com/office/drawing/2015/9/8/chartex" xmlns:cx2="http://schemas.microsoft.com/office/drawing/2015/10/21/chartex" xmlns:cx3="http://schemas.microsoft.com/office/drawing/2016/5/9/chartex" xmlns:cx4="http://schemas.microsoft.com/office/drawing/2016/5/10/chartex" xmlns:cx5="http://schemas.microsoft.com/office/drawing/2016/5/11/chartex" xmlns:cx6="http://schemas.microsoft.com/office/drawing/2016/5/12/chartex" xmlns:cx7="http://schemas.microsoft.com/office/drawing/2016/5/13/chartex" xmlns:cx8="http://schemas.microsoft.com/office/drawing/2016/5/14/chartex" xmlns:mc="http://schemas.openxmlformats.org/markup-compatibility/2006" xmlns:aink="http://schemas.microsoft.com/office/drawing/2016/ink" xmlns:am3d="http://schemas.microsoft.com/office/drawing/2017/model3d" xmlns:o="urn:schemas-microsoft-com:office:office" xmlns:oel="http://schemas.microsoft.com/office/2019/extlst" xmlns:r="http://schemas.openxmlformats.org/officeDocument/2006/relationships" xmlns:m="http://schemas.openxmlformats.org/officeDocument/2006/math" xmlns:v="urn:schemas-microsoft-com:vml" xmlns:wp14="http://schemas.microsoft.com/office/word/2010/wordprocessingDrawing" xmlns:wp="http://schemas.openxmlformats.org/drawingml/2006/wordprocessingDrawing" xmlns:w10="urn:schemas-microsoft-com:office:word" xmlns:w="http://schemas.openxmlformats.org/wordprocessingml/2006/main" xmlns:w14="http://schemas.microsoft.com/office/word/2010/wordml" xmlns:w15="http://schemas.microsoft.com/office/word/2012/wordml" xmlns:w16cex="http://schemas.microsoft.com/office/word/2018/wordml/cex" xmlns:w16cid="http://schemas.microsoft.com/office/word/2016/wordml/cid" xmlns:w16="http://schemas.microsoft.com/office/word/2018/wordml" xmlns:w16du="http://schemas.microsoft.com/office/word/2023/wordml/word16du" xmlns:w16sdtdh="http://schemas.microsoft.com/office/word/2020/wordml/sdtdatahash" xmlns:w16sdtfl="http://schemas.microsoft.com/office/word/2024/wordml/sdtformatlock" xmlns:w16se="http://schemas.microsoft.com/office/word/2015/wordml/symex" xmlns:wpg="http://schemas.microsoft.com/office/word/2010/wordprocessingGroup" xmlns:wpi="http://schemas.microsoft.com/office/word/2010/wordprocessingInk" xmlns:wne="http://schemas.microsoft.com/office/word/2006/wordml" xmlns:wps="http://schemas.microsoft.com/office/word/2010/wordprocessingShape" mc:Ignorable="w14 w15 w16se w16cid w16 w16cex w16sdtdh w16sdtfl w16du wp14">
   <w:body>
     <w:p>
-      <w:r>
-        <w:rPr>
-          <w:b/>
-        </w:rPr>
-        <w:t xml:space="preserve">BÀI TẬP NGÀY 83</w:t>
-      </w:r>
-    </w:p>
-    <w:p>
-      <w:r>
-        <w:t xml:space="preserve">PHƯƠNG TIỆN LIÊN KẾT VÀ QUY CHIẾU TRONG VĂN BẢN</w:t>
-      </w:r>
-    </w:p>
-    <w:p>
-      <w:r>
-        <w:t xml:space="preserve">10 phần – 100 điểm | Thời gian gợi ý: 70–85 phút</w:t>
-      </w:r>
-    </w:p>
-    <w:p>
-      <w:r>
-        <w:t xml:space="preserve">Họ và tên: __________________________                         Điểm: ________/100</w:t>
-      </w:r>
-    </w:p>
-    <w:p>
-      <w:r>
-        <w:rPr>
-          <w:b/>
-        </w:rPr>
-        <w:t xml:space="preserve">PHẦN 1. XÁC ĐỊNH TỪ QUY CHIẾU (10 điểm)</w:t>
-      </w:r>
-    </w:p>
-    <w:p>
-      <w:r>
-        <w:t xml:space="preserve">1. Lan bought a tablet. She uses it for study. → She = ___; it = ___.</w:t>
-      </w:r>
-    </w:p>
-    <w:p>
-      <w:r>
-        <w:t xml:space="preserve">2. The students submitted their projects. They received feedback. → They = ___.</w:t>
-      </w:r>
-    </w:p>
-    <w:p>
-      <w:r>
-        <w:t xml:space="preserve">3. The city planted more trees. This improved air quality. → This = ___.</w:t>
-      </w:r>
-    </w:p>
-    <w:p>
-      <w:r>
-        <w:t xml:space="preserve">4. Nam spoke to Minh after he arrived. (Nam arrived) → he = ___.</w:t>
-      </w:r>
-    </w:p>
-    <w:p>
-      <w:r>
-        <w:t xml:space="preserve">5. The library bought new computers. These are available after class. → These = ___.</w:t>
-      </w:r>
-    </w:p>
-    <w:p>
-      <w:r>
-        <w:t xml:space="preserve">6. Mai lost her key, but she found it later. → it = ___.</w:t>
-      </w:r>
-    </w:p>
-    <w:p>
-      <w:r>
-        <w:t xml:space="preserve">7. The road was flooded. This problem delayed buses. → This problem = ___.</w:t>
-      </w:r>
-    </w:p>
-    <w:p>
-      <w:r>
-        <w:t xml:space="preserve">8. Teachers and students joined the project. They planted 200 trees. → They = ___.</w:t>
-      </w:r>
-    </w:p>
-    <w:p>
-      <w:r>
-        <w:t xml:space="preserve">9. The company changed its policy. The decision pleased workers. → The decision = ___.</w:t>
-      </w:r>
-    </w:p>
-    <w:p>
-      <w:r>
-        <w:t xml:space="preserve">10. Solar and wind power are clean. The latter depends on moving air. → the latter = ___.</w:t>
-      </w:r>
-    </w:p>
-    <w:p>
-      <w:r>
-        <w:rPr>
-          <w:b/>
-        </w:rPr>
-        <w:t xml:space="preserve">PHẦN 2. CHỌN ĐẠI TỪ/CỤM QUY CHIẾU (10 điểm)</w:t>
-      </w:r>
-    </w:p>
-    <w:p>
-      <w:r>
-        <w:t xml:space="preserve">1. The school opened a library. ___ serves three villages. A It B They C These D Them</w:t>
-      </w:r>
-    </w:p>
-    <w:p>
-      <w:r>
-        <w:t xml:space="preserve">2. Students need reliable devices. Without ___, online learning is difficult. A it B them C this D one</w:t>
-      </w:r>
-    </w:p>
-    <w:p>
-      <w:r>
-        <w:t xml:space="preserve">3. The city reduced bus fares. ___ encouraged public transport use. A This change B These person C It people D Those change</w:t>
-      </w:r>
-    </w:p>
-    <w:p>
-      <w:r>
-        <w:t xml:space="preserve">4. Lan and Mai submitted ___ applications. A her B their C its D his</w:t>
-      </w:r>
-    </w:p>
-    <w:p>
-      <w:r>
-        <w:t xml:space="preserve">5. Two solutions were proposed. The former was cheap; ___ was effective. A latter B the latter C another D others</w:t>
-      </w:r>
-    </w:p>
-    <w:p>
-      <w:r>
-        <w:t xml:space="preserve">6. Several courses are available. Choose the ___ that suits you. A one B it C this D ones course</w:t>
-      </w:r>
-    </w:p>
-    <w:p>
-      <w:r>
-        <w:t xml:space="preserve">7. Nam promised to help, and he ___. A did so B did it so C made so D was so</w:t>
-      </w:r>
-    </w:p>
-    <w:p>
-      <w:r>
-        <w:t xml:space="preserve">8. Will the plan work? I hope ___. A it B so C one D this plan does</w:t>
-      </w:r>
-    </w:p>
-    <w:p>
-      <w:r>
-        <w:t xml:space="preserve">9. Some students study at home; ___ use the library. A other B another C others D the other student</w:t>
-      </w:r>
-    </w:p>
-    <w:p>
-      <w:r>
-        <w:t xml:space="preserve">10. The program reduced waste. ___ result was widely praised. A This B These C Those D Their people</w:t>
-      </w:r>
-    </w:p>
-    <w:p>
-      <w:r>
-        <w:rPr>
-          <w:b/>
-        </w:rPr>
-        <w:t xml:space="preserve">PHẦN 3. LẶP TỪ VÀ TỪ ĐỒNG NGHĨA (10 điểm)</w:t>
-      </w:r>
-    </w:p>
-    <w:p>
-      <w:r>
-        <w:t xml:space="preserve">Chọn từ thay thế tự nhiên nhất.</w:t>
-      </w:r>
-    </w:p>
-    <w:p>
-      <w:r>
-        <w:t xml:space="preserve">1. students → A learners B employers C residents D devices</w:t>
-      </w:r>
-    </w:p>
-    <w:p>
-      <w:r>
-        <w:t xml:space="preserve">2. job → A position B weather C lesson D pollution</w:t>
-      </w:r>
-    </w:p>
-    <w:p>
-      <w:r>
-        <w:t xml:space="preserve">3. problem → A issue B benefit C result D equipment</w:t>
-      </w:r>
-    </w:p>
-    <w:p>
-      <w:r>
-        <w:t xml:space="preserve">4. method → A approach B applicant C salary D habitat</w:t>
-      </w:r>
-    </w:p>
-    <w:p>
-      <w:r>
-        <w:t xml:space="preserve">5. important → A significant B temporary C narrow D electronic</w:t>
-      </w:r>
-    </w:p>
-    <w:p>
-      <w:r>
-        <w:t xml:space="preserve">6. improve → A enhance B damage C refuse D remove</w:t>
-      </w:r>
-    </w:p>
-    <w:p>
-      <w:r>
-        <w:t xml:space="preserve">7. reduce → A decrease B expand C generate D raise</w:t>
-      </w:r>
-    </w:p>
-    <w:p>
-      <w:r>
-        <w:t xml:space="preserve">8. help → A assist B prevent C avoid D borrow</w:t>
-      </w:r>
-    </w:p>
-    <w:p>
-      <w:r>
-        <w:t xml:space="preserve">9. result → A outcome B purpose C source D process</w:t>
-      </w:r>
-    </w:p>
-    <w:p>
-      <w:r>
-        <w:t xml:space="preserve">10. reliable → A dependable B harmful C crowded D informal</w:t>
-      </w:r>
-    </w:p>
-    <w:p>
-      <w:r>
-        <w:rPr>
-          <w:b/>
-        </w:rPr>
-        <w:t xml:space="preserve">PHẦN 4. CHỌN TỪ NỐI LOGIC (10 điểm)</w:t>
-      </w:r>
-    </w:p>
-    <w:p>
-      <w:r>
-        <w:t xml:space="preserve">1. The course is useful. ___, it is free. A Moreover B However C Therefore D Otherwise</w:t>
-      </w:r>
-    </w:p>
-    <w:p>
-      <w:r>
-        <w:t xml:space="preserve">2. The road was flooded. ___, buses were delayed. A Therefore B For example C Similarly D Meanwhile</w:t>
-      </w:r>
-    </w:p>
-    <w:p>
-      <w:r>
-        <w:t xml:space="preserve">3. The laptop is expensive. ___, it is reliable. A However B Therefore C First D For instance</w:t>
-      </w:r>
-    </w:p>
-    <w:p>
-      <w:r>
-        <w:t xml:space="preserve">4. Many habits reduce waste. ___, people can reuse bags. A For example B Nevertheless C Consequently D In conclusion only</w:t>
-      </w:r>
-    </w:p>
-    <w:p>
-      <w:r>
-        <w:t xml:space="preserve">5. ___ the weather was bad, the event continued. A Although B Because of C Therefore D Despite of</w:t>
-      </w:r>
-    </w:p>
-    <w:p>
-      <w:r>
-        <w:t xml:space="preserve">6. The event was canceled ___ heavy rain. A because of B because C although D however</w:t>
-      </w:r>
-    </w:p>
-    <w:p>
-      <w:r>
-        <w:t xml:space="preserve">7. First, collect the data. ___, analyze the results. A Next B However C For example D Otherwise</w:t>
-      </w:r>
-    </w:p>
-    <w:p>
-      <w:r>
-        <w:t xml:space="preserve">8. Solar power uses sunlight. ___, wind power uses moving air. A By contrast B Therefore C Because D Such as</w:t>
-      </w:r>
-    </w:p>
-    <w:p>
-      <w:r>
-        <w:t xml:space="preserve">9. The system saves time. ___, it reduces costs. A Furthermore B Yet C Despite D Instead of</w:t>
-      </w:r>
-    </w:p>
-    <w:p>
-      <w:r>
-        <w:t xml:space="preserve">10. ___, the project achieved its main goals. A Overall B For example C However D Because</w:t>
-      </w:r>
-    </w:p>
-    <w:p>
-      <w:r>
-        <w:rPr>
-          <w:b/>
-        </w:rPr>
-        <w:t xml:space="preserve">PHẦN 5. SUBSTITUTION VÀ ELLIPSIS (10 điểm)</w:t>
-      </w:r>
-    </w:p>
-    <w:p>
-      <w:r>
-        <w:t xml:space="preserve">Viết phần được thay thế/lược bỏ.</w:t>
-      </w:r>
-    </w:p>
-    <w:p>
-      <w:r>
-        <w:t xml:space="preserve">1. I prefer the blue shirt to the red one. → one = ___.</w:t>
-      </w:r>
-    </w:p>
-    <w:p>
-      <w:r>
-        <w:t xml:space="preserve">2. Lan promised to call, and she did so. → did so = ___.</w:t>
-      </w:r>
-    </w:p>
-    <w:p>
-      <w:r>
-        <w:t xml:space="preserve">3. Some students chose science; others arts. → từ bị lược sau others = ___.</w:t>
-      </w:r>
-    </w:p>
-    <w:p>
-      <w:r>
-        <w:t xml:space="preserve">4. I think the train will be late. – I think so. → so = ___.</w:t>
-      </w:r>
-    </w:p>
-    <w:p>
-      <w:r>
-        <w:t xml:space="preserve">5. Will Nam fail? – I hope not. → not = ___.</w:t>
-      </w:r>
-    </w:p>
-    <w:p>
-      <w:r>
-        <w:t xml:space="preserve">6. This method is better than the old one. → one = ___.</w:t>
-      </w:r>
-    </w:p>
-    <w:p>
-      <w:r>
-        <w:t xml:space="preserve">7. Mai can swim, and Lan can too. → phần lược sau can = ___.</w:t>
-      </w:r>
-    </w:p>
-    <w:p>
-      <w:r>
-        <w:t xml:space="preserve">8. One group worked inside; the other outside. → phần lược = ___.</w:t>
-      </w:r>
-    </w:p>
-    <w:p>
-      <w:r>
-        <w:t xml:space="preserve">9. Do you want to join? – I'd love to. → phần lược sau to = ___.</w:t>
-      </w:r>
-    </w:p>
-    <w:p>
-      <w:r>
-        <w:t xml:space="preserve">10. These shoes are more comfortable than those. → those = ___.</w:t>
-      </w:r>
-    </w:p>
-    <w:p>
-      <w:r>
-        <w:rPr>
-          <w:b/>
-        </w:rPr>
-        <w:t xml:space="preserve">PHẦN 6. SẮP XẾP CÂU THÀNH ĐOẠN (10 điểm)</w:t>
-      </w:r>
-    </w:p>
-    <w:p>
-      <w:r>
-        <w:t xml:space="preserve">1–5. Sắp xếp:</w:t>
-      </w:r>
-    </w:p>
-    <w:p>
-      <w:r>
-        <w:t xml:space="preserve">a. As a result, the school decided to extend the service.</w:t>
-      </w:r>
-    </w:p>
-    <w:p>
-      <w:r>
-        <w:t xml:space="preserve">b. It introduced a free evening bus last year.</w:t>
-      </w:r>
-    </w:p>
-    <w:p>
-      <w:r>
-        <w:t xml:space="preserve">c. Many students live far from Green School.</w:t>
-      </w:r>
-    </w:p>
-    <w:p>
-      <w:r>
-        <w:t xml:space="preserve">d. This service quickly became popular.</w:t>
-      </w:r>
-    </w:p>
-    <w:p>
-      <w:r>
-        <w:t xml:space="preserve">e. The bus helps them travel home safely.</w:t>
-      </w:r>
-    </w:p>
-    <w:p>
-      <w:r>
-        <w:t xml:space="preserve">6–10. Sắp xếp:</w:t>
-      </w:r>
-    </w:p>
-    <w:p>
-      <w:r>
-        <w:t xml:space="preserve">a. Finally, the team presented its solution.</w:t>
-      </w:r>
-    </w:p>
-    <w:p>
-      <w:r>
-        <w:t xml:space="preserve">b. First, students interviewed local residents.</w:t>
-      </w:r>
-    </w:p>
-    <w:p>
-      <w:r>
-        <w:t xml:space="preserve">c. The information helped them identify the main problem.</w:t>
-      </w:r>
-    </w:p>
-    <w:p>
-      <w:r>
-        <w:t xml:space="preserve">d. Next, they analyzed the answers.</w:t>
-      </w:r>
-    </w:p>
-    <w:p>
-      <w:r>
-        <w:t xml:space="preserve">e. Their project focused on reducing plastic waste.</w:t>
-      </w:r>
-    </w:p>
-    <w:p>
-      <w:r>
-        <w:rPr>
-          <w:b/>
-        </w:rPr>
-        <w:t xml:space="preserve">PHẦN 7. CHÈN CÂU PHÙ HỢP (10 điểm)</w:t>
-      </w:r>
-    </w:p>
-    <w:p>
-      <w:r>
-        <w:t xml:space="preserve">Chọn vị trí hợp lý nhất cho câu trong ngoặc.</w:t>
-      </w:r>
-    </w:p>
-    <w:p>
-      <w:r>
-        <w:t xml:space="preserve">1. Lan joined a coding course. (The program lasted six weeks.) She learned to build a simple app.</w:t>
-      </w:r>
-    </w:p>
-    <w:p>
-      <w:r>
-        <w:t xml:space="preserve">2. The city introduced electric buses. Air pollution fell. (This result encouraged further investment.)</w:t>
-      </w:r>
-    </w:p>
-    <w:p>
-      <w:r>
-        <w:t xml:space="preserve">3. Many students lack devices. (Such inequality affects their learning.) The school now lends tablets.</w:t>
-      </w:r>
-    </w:p>
-    <w:p>
-      <w:r>
-        <w:t xml:space="preserve">4. Solar and wind power are renewable. (The former uses sunlight, while the latter uses moving air.) Both reduce fossil-fuel use.</w:t>
-      </w:r>
-    </w:p>
-    <w:p>
-      <w:r>
-        <w:t xml:space="preserve">5. The team collected survey data. It analyzed the responses. (Next, members wrote the report.)</w:t>
-      </w:r>
-    </w:p>
-    <w:p>
-      <w:r>
-        <w:t xml:space="preserve">6. The course was demanding. (Nevertheless, most students completed it.) They valued the practical skills.</w:t>
-      </w:r>
-    </w:p>
-    <w:p>
-      <w:r>
-        <w:t xml:space="preserve">7. The road was closed. (Therefore, we took another route.) We arrived twenty minutes late.</w:t>
-      </w:r>
-    </w:p>
-    <w:p>
-      <w:r>
-        <w:t xml:space="preserve">8. The app stores personal data. (For this reason, strong security is essential.) Users must create complex passwords.</w:t>
-      </w:r>
-    </w:p>
-    <w:p>
-      <w:r>
-        <w:t xml:space="preserve">9. Mai exercises regularly. (For example, she cycles to work.) She also swims twice a week.</w:t>
-      </w:r>
-    </w:p>
-    <w:p>
-      <w:r>
-        <w:t xml:space="preserve">10. The project reduced waste and costs. (Overall, it achieved its main goals.)</w:t>
-      </w:r>
-    </w:p>
-    <w:p>
-      <w:r>
-        <w:rPr>
-          <w:b/>
-        </w:rPr>
-        <w:t xml:space="preserve">PHẦN 8. SỬA LỖI LIÊN KẾT (10 điểm)</w:t>
-      </w:r>
-    </w:p>
-    <w:p>
-      <w:r>
-        <w:t xml:space="preserve">1. Lan bought a phone. They was expensive.</w:t>
-      </w:r>
-    </w:p>
-    <w:p>
-      <w:r>
-        <w:t xml:space="preserve">2. The course is free. However, it provides useful materials. (quan hệ bổ sung)</w:t>
-      </w:r>
-    </w:p>
-    <w:p>
-      <w:r>
-        <w:t xml:space="preserve">3. The road was flooded. Moreover, buses were delayed. (quan hệ kết quả)</w:t>
-      </w:r>
-    </w:p>
-    <w:p>
-      <w:r>
-        <w:t xml:space="preserve">4. Although he was tired, but he continued working.</w:t>
-      </w:r>
-    </w:p>
-    <w:p>
-      <w:r>
-        <w:t xml:space="preserve">5. Because of it rained, we stayed home.</w:t>
-      </w:r>
-    </w:p>
-    <w:p>
-      <w:r>
-        <w:t xml:space="preserve">6. Many students need devices. This students cannot study online.</w:t>
-      </w:r>
-    </w:p>
-    <w:p>
-      <w:r>
-        <w:t xml:space="preserve">7. Solar and wind power are clean. The former uses wind.</w:t>
-      </w:r>
-    </w:p>
-    <w:p>
-      <w:r>
-        <w:t xml:space="preserve">8. The plan failed. For example, we started again.</w:t>
-      </w:r>
-    </w:p>
-    <w:p>
-      <w:r>
-        <w:t xml:space="preserve">9. Nam promised to help, and he made so.</w:t>
-      </w:r>
-    </w:p>
-    <w:p>
-      <w:r>
-        <w:t xml:space="preserve">10. Some learners study online; other use printed books.</w:t>
-      </w:r>
-    </w:p>
-    <w:p>
-      <w:r>
-        <w:rPr>
-          <w:b/>
-        </w:rPr>
-        <w:t xml:space="preserve">PHẦN 9. ĐỌC HIỂU VÀ QUY CHIẾU (10 điểm)</w:t>
-      </w:r>
-    </w:p>
-    <w:p>
-      <w:r>
-        <w:t xml:space="preserve">A city library introduced a mobile service for residents who live far from the center. The service uses a small bus containing books, computers and internet equipment. It visits five villages each week. This allows local learners to access educational resources without traveling long distances. The program initially served children; however, many adults also began using it. Such demand encouraged the library to add evening visits. These have become particularly popular with workers. Overall, the service has strengthened community access to learning.</w:t>
-      </w:r>
-    </w:p>
-    <w:p>
-      <w:r>
-        <w:t xml:space="preserve">1. Who is the service for? 2. What does the bus contain? 3. What does it in sentence 3 refer to? 4. What does This refer to? 5. Why were evening visits added?</w:t>
-      </w:r>
-    </w:p>
-    <w:p>
-      <w:r>
-        <w:t xml:space="preserve">6. What does Such demand mean? 7. What does These refer to? 8. What relation does however express? 9. Give a synonym for strengthened. 10. What is the main idea?</w:t>
-      </w:r>
-    </w:p>
-    <w:p>
-      <w:r>
-        <w:rPr>
-          <w:b/>
-        </w:rPr>
-        <w:t xml:space="preserve">PHẦN 10. VIẾT (10 điểm)</w:t>
-      </w:r>
-    </w:p>
-    <w:p>
-      <w:r>
-        <w:t xml:space="preserve">Viết đoạn văn 100–120 từ về một dịch vụ hoặc dự án cộng đồng. Dùng đại từ quy chiếu rõ ràng, ít nhất 5 từ nối thuộc các quan hệ khác nhau, một phép thay thế và một phép lược bỏ.</w:t>
-      </w:r>
-    </w:p>
-    <w:p>
-      <w:r>
-        <w:rPr>
-          <w:b/>
-        </w:rPr>
-        <w:t xml:space="preserve">ĐÁP ÁN – BÀI TẬP NGÀY 83</w:t>
-      </w:r>
-    </w:p>
-    <w:p>
-      <w:r>
-        <w:rPr>
-          <w:b/>
-        </w:rPr>
-        <w:t xml:space="preserve">PHẦN 1: 1 Lan; a tablet. 2 the students. 3 the city planting more trees. 4 Nam. 5 new computers. 6 the key. 7 the flooded road. 8 teachers and students. 9 the policy change. 10 wind power.</w:t>
-      </w:r>
-    </w:p>
-    <w:p>
-      <w:r>
-        <w:rPr>
-          <w:b/>
-        </w:rPr>
-        <w:t xml:space="preserve">PHẦN 2: 1A; 2B; 3A; 4B; 5B; 6A; 7A; 8B; 9C; 10A.</w:t>
-      </w:r>
-    </w:p>
-    <w:p>
-      <w:r>
-        <w:rPr>
-          <w:b/>
-        </w:rPr>
-        <w:t xml:space="preserve">PHẦN 3: 1A; 2A; 3A; 4A; 5A; 6A; 7A; 8A; 9A; 10A.</w:t>
-      </w:r>
-    </w:p>
-    <w:p>
-      <w:r>
-        <w:rPr>
-          <w:b/>
-        </w:rPr>
-        <w:t xml:space="preserve">PHẦN 4: 1A; 2A; 3A; 4A; 5A; 6A; 7A; 8A; 9A; 10A.</w:t>
-      </w:r>
-    </w:p>
-    <w:p>
-      <w:r>
-        <w:rPr>
-          <w:b/>
-        </w:rPr>
-        <w:t xml:space="preserve">PHẦN 5: 1 red shirt; 2 called; 3 chose/study; 4 the train will be late; 5 Nam will fail; 6 method; 7 swim; 8 worked; 9 join; 10 shoes.</w:t>
-      </w:r>
-    </w:p>
-    <w:p>
-      <w:r>
-        <w:rPr>
-          <w:b/>
-        </w:rPr>
-        <w:t xml:space="preserve">PHẦN 6: 1–5: c-b-e-d-a. 6–10: e-b-c-d-a.</w:t>
-      </w:r>
-    </w:p>
-    <w:p>
-      <w:r>
-        <w:rPr>
-          <w:b/>
-        </w:rPr>
-        <w:t xml:space="preserve">PHẦN 7: 1 after sentence 1; 2 after “Air pollution fell”; 3 after sentence 1; 4 between the two given sentences; 5 after sentence 2; 6 after sentence 1; 7 after sentence 1; 8 after sentence 1; 9 after sentence 1; 10 after the only given sentence.</w:t>
-      </w:r>
-    </w:p>
-    <w:p>
-      <w:r>
-        <w:rPr>
-          <w:b/>
-        </w:rPr>
-        <w:t xml:space="preserve">PHẦN 8: 1 It was expensive. 2 Moreover/In addition. 3 Therefore/As a result. 4 remove but. 5 Because it rained/Because of the rain. 6 These students. 7 former uses sunlight; latter uses wind. 8 Therefore/As a result. 9 did so. 10 others.</w:t>
-      </w:r>
-    </w:p>
-    <w:p>
-      <w:r>
-        <w:rPr>
-          <w:b/>
-        </w:rPr>
-        <w:t xml:space="preserve">PHẦN 9: 1 Residents far from the center. 2 Books, computers and internet equipment. 3 The mobile service/bus. 4 Visiting villages with resources. 5 Many adults created additional demand. 6 Demand from children and adults. 7 Evening visits. 8 Contrast. 9 Improved/increased. 10 A mobile library improves access to learning.</w:t>
-      </w:r>
-    </w:p>
-    <w:p>
-      <w:r>
-        <w:rPr>
-          <w:b/>
-        </w:rPr>
-        <w:t xml:space="preserve">BÀI VIẾT MẪU (108 từ): Our town recently introduced a mobile library for residents living far from the center. The service uses a small bus containing books and computers. It visits five villages every week, and this allows local learners to access useful resources without traveling long distances. The program first served children; however, many adults soon began using it. Such demand encouraged the library to add evening visits. These are especially popular with workers. Some residents borrow printed books; others digital materials. The library promised to expand the service, and it did so this month. Moreover, free reading activities are now available. Overall, the project has significantly strengthened community access to education.</w:t>
-      </w:r>
+      <w:pPr>
+        <w:rPr>
+          <w:color w:val="000000"/>
+        </w:rPr>
+      </w:pPr>
+      <w:r>
+        <w:rPr>
+          <w:b/>
+          <w:color w:val="000000"/>
+        </w:rPr>
+        <w:t>BÀI TẬP NGÀY 83</w:t>
+      </w:r>
+    </w:p>
+    <w:p>
+      <w:pPr>
+        <w:rPr>
+          <w:color w:val="000000"/>
+        </w:rPr>
+      </w:pPr>
+      <w:r>
+        <w:rPr>
+          <w:color w:val="000000"/>
+        </w:rPr>
+        <w:t>PHƯƠNG TIỆN LIÊN KẾT VÀ QUY CHIẾU TRONG VĂN BẢN</w:t>
+      </w:r>
+    </w:p>
+    <w:p>
+      <w:pPr>
+        <w:rPr>
+          <w:color w:val="000000"/>
+        </w:rPr>
+      </w:pPr>
+      <w:r>
+        <w:rPr>
+          <w:color w:val="000000"/>
+        </w:rPr>
+        <w:t>10 phần – 100 điểm | Thời gian gợi ý: 70–85 phút</w:t>
+      </w:r>
+    </w:p>
+    <w:p>
+      <w:pPr>
+        <w:rPr>
+          <w:color w:val="000000"/>
+        </w:rPr>
+      </w:pPr>
+      <w:r>
+        <w:rPr>
+          <w:color w:val="000000"/>
+        </w:rPr>
+        <w:t>Họ và tên: __________________________                         Điểm: ________/100</w:t>
+      </w:r>
+    </w:p>
+    <w:p>
+      <w:pPr>
+        <w:keepNext/>
+        <w:spacing w:before="60" w:after="80"/>
+        <w:rPr>
+          <w:b/>
+          <w:color w:val="000000"/>
+        </w:rPr>
+      </w:pPr>
+      <w:r>
+        <w:rPr>
+          <w:b/>
+          <w:color w:val="000000"/>
+        </w:rPr>
+        <w:t>PHẦN 1. XÁC ĐỊNH TỪ QUY CHIẾU (10 điểm)</w:t>
+      </w:r>
+    </w:p>
+    <w:p>
+      <w:pPr>
+        <w:spacing w:before="80" w:after="120"/>
+        <w:rPr>
+          <w:color w:val="000000"/>
+        </w:rPr>
+      </w:pPr>
+      <w:r>
+        <w:rPr>
+          <w:color w:val="000000"/>
+        </w:rPr>
+        <w:t>1. Lan bought a tablet. She uses it for study. → She = ___; it = ___.</w:t>
+      </w:r>
+    </w:p>
+    <w:p>
+      <w:pPr>
+        <w:spacing w:before="120" w:after="120"/>
+        <w:rPr>
+          <w:color w:val="000000"/>
+        </w:rPr>
+      </w:pPr>
+      <w:r>
+        <w:rPr>
+          <w:color w:val="000000"/>
+        </w:rPr>
+        <w:t>2. The students submitted their projects. They received feedback. → They = ___.</w:t>
+      </w:r>
+    </w:p>
+    <w:p>
+      <w:pPr>
+        <w:spacing w:before="120" w:after="120"/>
+        <w:rPr>
+          <w:color w:val="000000"/>
+        </w:rPr>
+      </w:pPr>
+      <w:r>
+        <w:rPr>
+          <w:color w:val="000000"/>
+        </w:rPr>
+        <w:t>3. The city planted more trees. This improved air quality. → This = ___.</w:t>
+      </w:r>
+    </w:p>
+    <w:p>
+      <w:pPr>
+        <w:spacing w:before="120" w:after="120"/>
+        <w:rPr>
+          <w:color w:val="000000"/>
+        </w:rPr>
+      </w:pPr>
+      <w:r>
+        <w:rPr>
+          <w:color w:val="000000"/>
+        </w:rPr>
+        <w:t>4. Nam spoke to Minh after he arrived. (Nam arrived) → he = ___.</w:t>
+      </w:r>
+    </w:p>
+    <w:p>
+      <w:pPr>
+        <w:spacing w:before="120" w:after="120"/>
+        <w:rPr>
+          <w:color w:val="000000"/>
+        </w:rPr>
+      </w:pPr>
+      <w:r>
+        <w:rPr>
+          <w:color w:val="000000"/>
+        </w:rPr>
+        <w:t>5. The library bought new computers. These are available after class. → These = ___.</w:t>
+      </w:r>
+    </w:p>
+    <w:p>
+      <w:pPr>
+        <w:spacing w:before="120" w:after="120"/>
+        <w:rPr>
+          <w:color w:val="000000"/>
+        </w:rPr>
+      </w:pPr>
+      <w:r>
+        <w:rPr>
+          <w:color w:val="000000"/>
+        </w:rPr>
+        <w:t>6. Mai lost her key, but she found it later. → it = ___.</w:t>
+      </w:r>
+    </w:p>
+    <w:p>
+      <w:pPr>
+        <w:spacing w:before="120" w:after="120"/>
+        <w:rPr>
+          <w:color w:val="000000"/>
+        </w:rPr>
+      </w:pPr>
+      <w:r>
+        <w:rPr>
+          <w:color w:val="000000"/>
+        </w:rPr>
+        <w:t>7. The road was flooded. This problem delayed buses. → This problem = ___.</w:t>
+      </w:r>
+    </w:p>
+    <w:p>
+      <w:pPr>
+        <w:spacing w:before="120" w:after="120"/>
+        <w:rPr>
+          <w:color w:val="000000"/>
+        </w:rPr>
+      </w:pPr>
+      <w:r>
+        <w:rPr>
+          <w:color w:val="000000"/>
+        </w:rPr>
+        <w:t>8. Teachers and students joined the project. They planted 200 trees. → They = ___.</w:t>
+      </w:r>
+    </w:p>
+    <w:p>
+      <w:pPr>
+        <w:spacing w:before="120" w:after="120"/>
+        <w:rPr>
+          <w:color w:val="000000"/>
+        </w:rPr>
+      </w:pPr>
+      <w:r>
+        <w:rPr>
+          <w:color w:val="000000"/>
+        </w:rPr>
+        <w:t>9. The company changed its policy. The decision pleased workers. → The decision = ___.</w:t>
+      </w:r>
+    </w:p>
+    <w:p>
+      <w:pPr>
+        <w:spacing w:before="120" w:after="120"/>
+        <w:rPr>
+          <w:color w:val="000000"/>
+        </w:rPr>
+      </w:pPr>
+      <w:r>
+        <w:rPr>
+          <w:color w:val="000000"/>
+        </w:rPr>
+        <w:t>10. Solar and wind power are clean. The latter depends on moving air. → the latter = ___.</w:t>
+      </w:r>
+    </w:p>
+    <w:p>
+      <w:pPr>
+        <w:keepNext/>
+        <w:spacing w:before="240" w:after="80"/>
+        <w:rPr>
+          <w:b/>
+          <w:color w:val="000000"/>
+        </w:rPr>
+      </w:pPr>
+      <w:r>
+        <w:rPr>
+          <w:b/>
+          <w:color w:val="000000"/>
+        </w:rPr>
+        <w:t>PHẦN 2. CHỌN ĐẠI TỪ/CỤM QUY CHIẾU (10 điểm)</w:t>
+      </w:r>
+    </w:p>
+    <w:p>
+      <w:pPr>
+        <w:spacing w:before="80" w:after="120"/>
+        <w:rPr>
+          <w:color w:val="000000"/>
+        </w:rPr>
+      </w:pPr>
+      <w:r>
+        <w:rPr>
+          <w:color w:val="000000"/>
+        </w:rPr>
+        <w:t>1. The school opened a library. ___ serves three villages. A It B They C These D Them</w:t>
+      </w:r>
+    </w:p>
+    <w:p>
+      <w:pPr>
+        <w:spacing w:before="120" w:after="120"/>
+        <w:rPr>
+          <w:color w:val="000000"/>
+        </w:rPr>
+      </w:pPr>
+      <w:r>
+        <w:rPr>
+          <w:color w:val="000000"/>
+        </w:rPr>
+        <w:t>2. Students need reliable devices. Without ___, online learning is difficult. A it B them C this D one</w:t>
+      </w:r>
+    </w:p>
+    <w:p>
+      <w:pPr>
+        <w:spacing w:before="120" w:after="120"/>
+        <w:rPr>
+          <w:color w:val="000000"/>
+        </w:rPr>
+      </w:pPr>
+      <w:r>
+        <w:rPr>
+          <w:color w:val="000000"/>
+        </w:rPr>
+        <w:t>3. The city reduced bus fares. ___ encouraged public transport use. A This change B These person C It people D Those change</w:t>
+      </w:r>
+    </w:p>
+    <w:p>
+      <w:pPr>
+        <w:spacing w:before="120" w:after="120"/>
+        <w:rPr>
+          <w:color w:val="000000"/>
+        </w:rPr>
+      </w:pPr>
+      <w:r>
+        <w:rPr>
+          <w:color w:val="000000"/>
+        </w:rPr>
+        <w:t>4. Lan and Mai submitted ___ applications. A her B their C its D his</w:t>
+      </w:r>
+    </w:p>
+    <w:p>
+      <w:pPr>
+        <w:spacing w:before="120" w:after="120"/>
+        <w:rPr>
+          <w:color w:val="000000"/>
+        </w:rPr>
+      </w:pPr>
+      <w:r>
+        <w:rPr>
+          <w:color w:val="000000"/>
+        </w:rPr>
+        <w:t>5. Two solutions were proposed. The former was cheap; ___ was effective. A latter B the latter C another D others</w:t>
+      </w:r>
+    </w:p>
+    <w:p>
+      <w:pPr>
+        <w:spacing w:before="120" w:after="120"/>
+        <w:rPr>
+          <w:color w:val="000000"/>
+        </w:rPr>
+      </w:pPr>
+      <w:r>
+        <w:rPr>
+          <w:color w:val="000000"/>
+        </w:rPr>
+        <w:t>6. Several courses are available. Choose the ___ that suits you. A one B it C this D ones course</w:t>
+      </w:r>
+    </w:p>
+    <w:p>
+      <w:pPr>
+        <w:spacing w:before="120" w:after="120"/>
+        <w:rPr>
+          <w:color w:val="000000"/>
+        </w:rPr>
+      </w:pPr>
+      <w:r>
+        <w:rPr>
+          <w:color w:val="000000"/>
+        </w:rPr>
+        <w:t>7. Nam promised to help, and he ___. A did so B did it so C made so D was so</w:t>
+      </w:r>
+    </w:p>
+    <w:p>
+      <w:pPr>
+        <w:spacing w:before="120" w:after="120"/>
+        <w:rPr>
+          <w:color w:val="000000"/>
+        </w:rPr>
+      </w:pPr>
+      <w:r>
+        <w:rPr>
+          <w:color w:val="000000"/>
+        </w:rPr>
+        <w:t>8. Will the plan work? I hope ___. A it B so C one D this plan does</w:t>
+      </w:r>
+    </w:p>
+    <w:p>
+      <w:pPr>
+        <w:spacing w:before="120" w:after="120"/>
+        <w:rPr>
+          <w:color w:val="000000"/>
+        </w:rPr>
+      </w:pPr>
+      <w:r>
+        <w:rPr>
+          <w:color w:val="000000"/>
+        </w:rPr>
+        <w:t>9. Some students study at home; ___ use the library. A other B another C others D the other student</w:t>
+      </w:r>
+    </w:p>
+    <w:p>
+      <w:pPr>
+        <w:spacing w:before="120" w:after="120"/>
+        <w:rPr>
+          <w:color w:val="000000"/>
+        </w:rPr>
+      </w:pPr>
+      <w:r>
+        <w:rPr>
+          <w:color w:val="000000"/>
+        </w:rPr>
+        <w:t>10. The program reduced waste. ___ result was widely praised. A This B These C Those D Their people</w:t>
+      </w:r>
+    </w:p>
+    <w:p>
+      <w:pPr>
+        <w:keepNext/>
+        <w:spacing w:before="240" w:after="80"/>
+        <w:rPr>
+          <w:b/>
+          <w:color w:val="000000"/>
+        </w:rPr>
+      </w:pPr>
+      <w:r>
+        <w:rPr>
+          <w:b/>
+          <w:color w:val="000000"/>
+        </w:rPr>
+        <w:t>PHẦN 3. LẶP TỪ VÀ TỪ ĐỒNG NGHĨA (10 điểm)</w:t>
+      </w:r>
+    </w:p>
+    <w:p>
+      <w:pPr>
+        <w:rPr>
+          <w:color w:val="000000"/>
+        </w:rPr>
+      </w:pPr>
+      <w:r>
+        <w:rPr>
+          <w:color w:val="000000"/>
+        </w:rPr>
+        <w:t>Chọn từ thay thế tự nhiên nhất.</w:t>
+      </w:r>
+    </w:p>
+    <w:p>
+      <w:pPr>
+        <w:spacing w:before="80" w:after="120"/>
+        <w:rPr>
+          <w:color w:val="000000"/>
+        </w:rPr>
+      </w:pPr>
+      <w:r>
+        <w:rPr>
+          <w:color w:val="000000"/>
+        </w:rPr>
+        <w:t>1. students → A learners B employers C residents D devices</w:t>
+      </w:r>
+    </w:p>
+    <w:p>
+      <w:pPr>
+        <w:spacing w:before="120" w:after="120"/>
+        <w:rPr>
+          <w:color w:val="000000"/>
+        </w:rPr>
+      </w:pPr>
+      <w:r>
+        <w:rPr>
+          <w:color w:val="000000"/>
+        </w:rPr>
+        <w:lastRenderedPageBreak/>
+        <w:t>2. job → A position B weather C lesson D pollution</w:t>
+      </w:r>
+    </w:p>
+    <w:p>
+      <w:pPr>
+        <w:spacing w:before="120" w:after="120"/>
+        <w:rPr>
+          <w:color w:val="000000"/>
+        </w:rPr>
+      </w:pPr>
+      <w:r>
+        <w:rPr>
+          <w:color w:val="000000"/>
+        </w:rPr>
+        <w:t>3. problem → A issue B benefit C result D equipment</w:t>
+      </w:r>
+    </w:p>
+    <w:p>
+      <w:pPr>
+        <w:spacing w:before="120" w:after="120"/>
+        <w:rPr>
+          <w:color w:val="000000"/>
+        </w:rPr>
+      </w:pPr>
+      <w:r>
+        <w:rPr>
+          <w:color w:val="000000"/>
+        </w:rPr>
+        <w:t>4. method → A approach B applicant C salary D habitat</w:t>
+      </w:r>
+    </w:p>
+    <w:p>
+      <w:pPr>
+        <w:spacing w:before="120" w:after="120"/>
+        <w:rPr>
+          <w:color w:val="000000"/>
+        </w:rPr>
+      </w:pPr>
+      <w:r>
+        <w:rPr>
+          <w:color w:val="000000"/>
+        </w:rPr>
+        <w:t>5. important → A significant B temporary C narrow D electronic</w:t>
+      </w:r>
+    </w:p>
+    <w:p>
+      <w:pPr>
+        <w:spacing w:before="120" w:after="120"/>
+        <w:rPr>
+          <w:color w:val="000000"/>
+        </w:rPr>
+      </w:pPr>
+      <w:r>
+        <w:rPr>
+          <w:color w:val="000000"/>
+        </w:rPr>
+        <w:t>6. improve → A enhance B damage C refuse D remove</w:t>
+      </w:r>
+    </w:p>
+    <w:p>
+      <w:pPr>
+        <w:spacing w:before="120" w:after="120"/>
+        <w:rPr>
+          <w:color w:val="000000"/>
+        </w:rPr>
+      </w:pPr>
+      <w:r>
+        <w:rPr>
+          <w:color w:val="000000"/>
+        </w:rPr>
+        <w:t>7. reduce → A decrease B expand C generate D raise</w:t>
+      </w:r>
+    </w:p>
+    <w:p>
+      <w:pPr>
+        <w:spacing w:before="120" w:after="120"/>
+        <w:rPr>
+          <w:color w:val="000000"/>
+        </w:rPr>
+      </w:pPr>
+      <w:r>
+        <w:rPr>
+          <w:color w:val="000000"/>
+        </w:rPr>
+        <w:t>8. help → A assist B prevent C avoid D borrow</w:t>
+      </w:r>
+    </w:p>
+    <w:p>
+      <w:pPr>
+        <w:spacing w:before="120" w:after="120"/>
+        <w:rPr>
+          <w:color w:val="000000"/>
+        </w:rPr>
+      </w:pPr>
+      <w:r>
+        <w:rPr>
+          <w:color w:val="000000"/>
+        </w:rPr>
+        <w:t>9. result → A outcome B purpose C source D process</w:t>
+      </w:r>
+    </w:p>
+    <w:p>
+      <w:pPr>
+        <w:spacing w:before="120" w:after="120"/>
+        <w:rPr>
+          <w:color w:val="000000"/>
+        </w:rPr>
+      </w:pPr>
+      <w:r>
+        <w:rPr>
+          <w:color w:val="000000"/>
+        </w:rPr>
+        <w:t>10. reliable → A dependable B harmful C crowded D informal</w:t>
+      </w:r>
+    </w:p>
+    <w:p>
+      <w:pPr>
+        <w:keepNext/>
+        <w:spacing w:before="240" w:after="80"/>
+        <w:rPr>
+          <w:b/>
+          <w:color w:val="000000"/>
+        </w:rPr>
+      </w:pPr>
+      <w:r>
+        <w:rPr>
+          <w:b/>
+          <w:color w:val="000000"/>
+        </w:rPr>
+        <w:t>PHẦN 4. CHỌN TỪ NỐI LOGIC (10 điểm)</w:t>
+      </w:r>
+    </w:p>
+    <w:p>
+      <w:pPr>
+        <w:spacing w:before="80" w:after="120"/>
+        <w:rPr>
+          <w:color w:val="000000"/>
+        </w:rPr>
+      </w:pPr>
+      <w:r>
+        <w:rPr>
+          <w:color w:val="000000"/>
+        </w:rPr>
+        <w:t>1. The course is useful. ___, it is free. A Moreover B However C Therefore D Otherwise</w:t>
+      </w:r>
+    </w:p>
+    <w:p>
+      <w:pPr>
+        <w:spacing w:before="120" w:after="120"/>
+        <w:rPr>
+          <w:color w:val="000000"/>
+        </w:rPr>
+      </w:pPr>
+      <w:r>
+        <w:rPr>
+          <w:color w:val="000000"/>
+        </w:rPr>
+        <w:t>2. The road was flooded. ___, buses were delayed. A Therefore B For example C Similarly D Meanwhile</w:t>
+      </w:r>
+    </w:p>
+    <w:p>
+      <w:pPr>
+        <w:spacing w:before="120" w:after="120"/>
+        <w:rPr>
+          <w:color w:val="000000"/>
+        </w:rPr>
+      </w:pPr>
+      <w:r>
+        <w:rPr>
+          <w:color w:val="000000"/>
+        </w:rPr>
+        <w:t>3. The laptop is expensive. ___, it is reliable. A However B Therefore C First D For instance</w:t>
+      </w:r>
+    </w:p>
+    <w:p>
+      <w:pPr>
+        <w:spacing w:before="120" w:after="120"/>
+        <w:rPr>
+          <w:color w:val="000000"/>
+        </w:rPr>
+      </w:pPr>
+      <w:r>
+        <w:rPr>
+          <w:color w:val="000000"/>
+        </w:rPr>
+        <w:t>4. Many habits reduce waste. ___, people can reuse bags. A For example B Nevertheless C Consequently D In conclusion only</w:t>
+      </w:r>
+    </w:p>
+    <w:p>
+      <w:pPr>
+        <w:spacing w:before="120" w:after="120"/>
+        <w:rPr>
+          <w:color w:val="000000"/>
+        </w:rPr>
+      </w:pPr>
+      <w:r>
+        <w:rPr>
+          <w:color w:val="000000"/>
+        </w:rPr>
+        <w:t>5. ___ the weather was bad, the event continued. A Although B Because of C Therefore D Despite of</w:t>
+      </w:r>
+    </w:p>
+    <w:p>
+      <w:pPr>
+        <w:spacing w:before="120" w:after="120"/>
+        <w:rPr>
+          <w:color w:val="000000"/>
+        </w:rPr>
+      </w:pPr>
+      <w:r>
+        <w:rPr>
+          <w:color w:val="000000"/>
+        </w:rPr>
+        <w:t>6. The event was canceled ___ heavy rain. A because of B because C although D however</w:t>
+      </w:r>
+    </w:p>
+    <w:p>
+      <w:pPr>
+        <w:spacing w:before="120" w:after="120"/>
+        <w:rPr>
+          <w:color w:val="000000"/>
+        </w:rPr>
+      </w:pPr>
+      <w:r>
+        <w:rPr>
+          <w:color w:val="000000"/>
+        </w:rPr>
+        <w:t>7. First, collect the data. ___, analyze the results. A Next B However C For example D Otherwise</w:t>
+      </w:r>
+    </w:p>
+    <w:p>
+      <w:pPr>
+        <w:spacing w:before="120" w:after="120"/>
+        <w:rPr>
+          <w:color w:val="000000"/>
+        </w:rPr>
+      </w:pPr>
+      <w:r>
+        <w:rPr>
+          <w:color w:val="000000"/>
+        </w:rPr>
+        <w:t>8. Solar power uses sunlight. ___, wind power uses moving air. A By contrast B Therefore C Because D Such as</w:t>
+      </w:r>
+    </w:p>
+    <w:p>
+      <w:pPr>
+        <w:spacing w:before="120" w:after="120"/>
+        <w:rPr>
+          <w:color w:val="000000"/>
+        </w:rPr>
+      </w:pPr>
+      <w:r>
+        <w:rPr>
+          <w:color w:val="000000"/>
+        </w:rPr>
+        <w:t>9. The system saves time. ___, it reduces costs. A Furthermore B Yet C Despite D Instead of</w:t>
+      </w:r>
+    </w:p>
+    <w:p>
+      <w:pPr>
+        <w:spacing w:before="120" w:after="120"/>
+        <w:rPr>
+          <w:color w:val="000000"/>
+        </w:rPr>
+      </w:pPr>
+      <w:r>
+        <w:rPr>
+          <w:color w:val="000000"/>
+        </w:rPr>
+        <w:t>10. ___, the project achieved its main goals. A Overall B For example C However D Because</w:t>
+      </w:r>
+    </w:p>
+    <w:p>
+      <w:pPr>
+        <w:keepNext/>
+        <w:spacing w:before="240" w:after="80"/>
+        <w:rPr>
+          <w:b/>
+          <w:color w:val="000000"/>
+        </w:rPr>
+      </w:pPr>
+      <w:r>
+        <w:rPr>
+          <w:b/>
+          <w:color w:val="000000"/>
+        </w:rPr>
+        <w:t>PHẦN 5. SUBSTITUTION VÀ ELLIPSIS (10 điểm)</w:t>
+      </w:r>
+    </w:p>
+    <w:p>
+      <w:pPr>
+        <w:rPr>
+          <w:color w:val="000000"/>
+        </w:rPr>
+      </w:pPr>
+      <w:r>
+        <w:rPr>
+          <w:color w:val="000000"/>
+        </w:rPr>
+        <w:t>Viết phần được thay thế/lược bỏ.</w:t>
+      </w:r>
+    </w:p>
+    <w:p>
+      <w:pPr>
+        <w:spacing w:before="80" w:after="120"/>
+        <w:rPr>
+          <w:color w:val="000000"/>
+        </w:rPr>
+      </w:pPr>
+      <w:r>
+        <w:rPr>
+          <w:color w:val="000000"/>
+        </w:rPr>
+        <w:t>1. I prefer the blue shirt to the red one. → one = ___.</w:t>
+      </w:r>
+    </w:p>
+    <w:p>
+      <w:pPr>
+        <w:spacing w:before="120" w:after="120"/>
+        <w:rPr>
+          <w:color w:val="000000"/>
+        </w:rPr>
+      </w:pPr>
+      <w:r>
+        <w:rPr>
+          <w:color w:val="000000"/>
+        </w:rPr>
+        <w:t>2. Lan promised to call, and she did so. → did so = ___.</w:t>
+      </w:r>
+    </w:p>
+    <w:p>
+      <w:pPr>
+        <w:spacing w:before="120" w:after="120"/>
+        <w:rPr>
+          <w:color w:val="000000"/>
+        </w:rPr>
+      </w:pPr>
+      <w:r>
+        <w:rPr>
+          <w:color w:val="000000"/>
+        </w:rPr>
+        <w:t>3. Some students chose science; others arts. → từ bị lược sau others = ___.</w:t>
+      </w:r>
+    </w:p>
+    <w:p>
+      <w:pPr>
+        <w:spacing w:before="120" w:after="120"/>
+        <w:rPr>
+          <w:color w:val="000000"/>
+        </w:rPr>
+      </w:pPr>
+      <w:r>
+        <w:rPr>
+          <w:color w:val="000000"/>
+        </w:rPr>
+        <w:t>4. I think the train will be late. – I think so. → so = ___.</w:t>
+      </w:r>
+    </w:p>
+    <w:p>
+      <w:pPr>
+        <w:spacing w:before="120" w:after="120"/>
+        <w:rPr>
+          <w:color w:val="000000"/>
+        </w:rPr>
+      </w:pPr>
+      <w:r>
+        <w:rPr>
+          <w:color w:val="000000"/>
+        </w:rPr>
+        <w:lastRenderedPageBreak/>
+        <w:t>5. Will Nam fail? – I hope not. → not = ___.</w:t>
+      </w:r>
+    </w:p>
+    <w:p>
+      <w:pPr>
+        <w:spacing w:before="120" w:after="120"/>
+        <w:rPr>
+          <w:color w:val="000000"/>
+        </w:rPr>
+      </w:pPr>
+      <w:r>
+        <w:rPr>
+          <w:color w:val="000000"/>
+        </w:rPr>
+        <w:t>6. This method is better than the old one. → one = ___.</w:t>
+      </w:r>
+    </w:p>
+    <w:p>
+      <w:pPr>
+        <w:spacing w:before="120" w:after="120"/>
+        <w:rPr>
+          <w:color w:val="000000"/>
+        </w:rPr>
+      </w:pPr>
+      <w:r>
+        <w:rPr>
+          <w:color w:val="000000"/>
+        </w:rPr>
+        <w:t>7. Mai can swim, and Lan can too. → phần lược sau can = ___.</w:t>
+      </w:r>
+    </w:p>
+    <w:p>
+      <w:pPr>
+        <w:spacing w:before="120" w:after="120"/>
+        <w:rPr>
+          <w:color w:val="000000"/>
+        </w:rPr>
+      </w:pPr>
+      <w:r>
+        <w:rPr>
+          <w:color w:val="000000"/>
+        </w:rPr>
+        <w:t>8. One group worked inside; the other outside. → phần lược = ___.</w:t>
+      </w:r>
+    </w:p>
+    <w:p>
+      <w:pPr>
+        <w:spacing w:before="120" w:after="120"/>
+        <w:rPr>
+          <w:color w:val="000000"/>
+        </w:rPr>
+      </w:pPr>
+      <w:r>
+        <w:rPr>
+          <w:color w:val="000000"/>
+        </w:rPr>
+        <w:t>9. Do you want to join? – I'd love to. → phần lược sau to = ___.</w:t>
+      </w:r>
+    </w:p>
+    <w:p>
+      <w:pPr>
+        <w:spacing w:before="120" w:after="120"/>
+        <w:rPr>
+          <w:color w:val="000000"/>
+        </w:rPr>
+      </w:pPr>
+      <w:r>
+        <w:rPr>
+          <w:color w:val="000000"/>
+        </w:rPr>
+        <w:t>10. These shoes are more comfortable than those. → those = ___.</w:t>
+      </w:r>
+    </w:p>
+    <w:p>
+      <w:pPr>
+        <w:keepNext/>
+        <w:spacing w:before="240" w:after="80"/>
+        <w:rPr>
+          <w:b/>
+          <w:color w:val="000000"/>
+        </w:rPr>
+      </w:pPr>
+      <w:r>
+        <w:rPr>
+          <w:b/>
+          <w:color w:val="000000"/>
+        </w:rPr>
+        <w:t>PHẦN 6. SẮP XẾP CÂU THÀNH ĐOẠN (10 điểm)</w:t>
+      </w:r>
+    </w:p>
+    <w:p>
+      <w:pPr>
+        <w:rPr>
+          <w:color w:val="000000"/>
+        </w:rPr>
+      </w:pPr>
+      <w:r>
+        <w:rPr>
+          <w:color w:val="000000"/>
+        </w:rPr>
+        <w:t>1–5. Sắp xếp:</w:t>
+      </w:r>
+    </w:p>
+    <w:p>
+      <w:pPr>
+        <w:rPr>
+          <w:color w:val="000000"/>
+        </w:rPr>
+      </w:pPr>
+      <w:r>
+        <w:rPr>
+          <w:color w:val="000000"/>
+        </w:rPr>
+        <w:t>a. As a result, the school decided to extend the service.</w:t>
+      </w:r>
+    </w:p>
+    <w:p>
+      <w:pPr>
+        <w:rPr>
+          <w:color w:val="000000"/>
+        </w:rPr>
+      </w:pPr>
+      <w:r>
+        <w:rPr>
+          <w:color w:val="000000"/>
+        </w:rPr>
+        <w:t>b. It introduced a free evening bus last year.</w:t>
+      </w:r>
+    </w:p>
+    <w:p>
+      <w:pPr>
+        <w:rPr>
+          <w:color w:val="000000"/>
+        </w:rPr>
+      </w:pPr>
+      <w:r>
+        <w:rPr>
+          <w:color w:val="000000"/>
+        </w:rPr>
+        <w:t>c. Many students live far from Green School.</w:t>
+      </w:r>
+    </w:p>
+    <w:p>
+      <w:pPr>
+        <w:rPr>
+          <w:color w:val="000000"/>
+        </w:rPr>
+      </w:pPr>
+      <w:r>
+        <w:rPr>
+          <w:color w:val="000000"/>
+        </w:rPr>
+        <w:t>d. This service quickly became popular.</w:t>
+      </w:r>
+    </w:p>
+    <w:p>
+      <w:pPr>
+        <w:rPr>
+          <w:color w:val="000000"/>
+        </w:rPr>
+      </w:pPr>
+      <w:r>
+        <w:rPr>
+          <w:color w:val="000000"/>
+        </w:rPr>
+        <w:t>e. The bus helps them travel home safely.</w:t>
+      </w:r>
+    </w:p>
+    <w:p>
+      <w:pPr>
+        <w:rPr>
+          <w:color w:val="000000"/>
+        </w:rPr>
+      </w:pPr>
+      <w:r>
+        <w:rPr>
+          <w:color w:val="000000"/>
+        </w:rPr>
+        <w:t>6–10. Sắp xếp:</w:t>
+      </w:r>
+    </w:p>
+    <w:p>
+      <w:pPr>
+        <w:rPr>
+          <w:color w:val="000000"/>
+        </w:rPr>
+      </w:pPr>
+      <w:r>
+        <w:rPr>
+          <w:color w:val="000000"/>
+        </w:rPr>
+        <w:t>a. Finally, the team presented its solution.</w:t>
+      </w:r>
+    </w:p>
+    <w:p>
+      <w:pPr>
+        <w:rPr>
+          <w:color w:val="000000"/>
+        </w:rPr>
+      </w:pPr>
+      <w:r>
+        <w:rPr>
+          <w:color w:val="000000"/>
+        </w:rPr>
+        <w:t>b. First, students interviewed local residents.</w:t>
+      </w:r>
+    </w:p>
+    <w:p>
+      <w:pPr>
+        <w:rPr>
+          <w:color w:val="000000"/>
+        </w:rPr>
+      </w:pPr>
+      <w:r>
+        <w:rPr>
+          <w:color w:val="000000"/>
+        </w:rPr>
+        <w:t>c. The information helped them identify the main problem.</w:t>
+      </w:r>
+    </w:p>
+    <w:p>
+      <w:pPr>
+        <w:rPr>
+          <w:color w:val="000000"/>
+        </w:rPr>
+      </w:pPr>
+      <w:r>
+        <w:rPr>
+          <w:color w:val="000000"/>
+        </w:rPr>
+        <w:t>d. Next, they analyzed the answers.</w:t>
+      </w:r>
+    </w:p>
+    <w:p>
+      <w:pPr>
+        <w:rPr>
+          <w:color w:val="000000"/>
+        </w:rPr>
+      </w:pPr>
+      <w:r>
+        <w:rPr>
+          <w:color w:val="000000"/>
+        </w:rPr>
+        <w:t>e. Their project focused on reducing plastic waste.</w:t>
+      </w:r>
+    </w:p>
+    <w:p>
+      <w:pPr>
+        <w:keepNext/>
+        <w:spacing w:before="240" w:after="80"/>
+        <w:rPr>
+          <w:b/>
+          <w:color w:val="000000"/>
+        </w:rPr>
+      </w:pPr>
+      <w:r>
+        <w:rPr>
+          <w:b/>
+          <w:color w:val="000000"/>
+        </w:rPr>
+        <w:t>PHẦN 7. CHÈN CÂU PHÙ HỢP (10 điểm)</w:t>
+      </w:r>
+    </w:p>
+    <w:p>
+      <w:pPr>
+        <w:rPr>
+          <w:color w:val="000000"/>
+        </w:rPr>
+      </w:pPr>
+      <w:r>
+        <w:rPr>
+          <w:color w:val="000000"/>
+        </w:rPr>
+        <w:t>Chọn vị trí hợp lý nhất cho câu trong ngoặc.</w:t>
+      </w:r>
+    </w:p>
+    <w:p>
+      <w:pPr>
+        <w:spacing w:before="80" w:after="120"/>
+        <w:rPr>
+          <w:color w:val="000000"/>
+        </w:rPr>
+      </w:pPr>
+      <w:r>
+        <w:rPr>
+          <w:color w:val="000000"/>
+        </w:rPr>
+        <w:t>1. Lan joined a coding course. (The program lasted six weeks.) She learned to build a simple app.</w:t>
+      </w:r>
+    </w:p>
+    <w:p>
+      <w:pPr>
+        <w:spacing w:before="120" w:after="120"/>
+        <w:rPr>
+          <w:color w:val="000000"/>
+        </w:rPr>
+      </w:pPr>
+      <w:r>
+        <w:rPr>
+          <w:color w:val="000000"/>
+        </w:rPr>
+        <w:t>2. The city introduced electric buses. Air pollution fell. (This result encouraged further investment.)</w:t>
+      </w:r>
+    </w:p>
+    <w:p>
+      <w:pPr>
+        <w:spacing w:before="120" w:after="120"/>
+        <w:rPr>
+          <w:color w:val="000000"/>
+        </w:rPr>
+      </w:pPr>
+      <w:r>
+        <w:rPr>
+          <w:color w:val="000000"/>
+        </w:rPr>
+        <w:t>3. Many students lack devices. (Such inequality affects their learning.) The school now lends tablets.</w:t>
+      </w:r>
+    </w:p>
+    <w:p>
+      <w:pPr>
+        <w:spacing w:before="120" w:after="120"/>
+        <w:rPr>
+          <w:color w:val="000000"/>
+        </w:rPr>
+      </w:pPr>
+      <w:r>
+        <w:rPr>
+          <w:color w:val="000000"/>
+        </w:rPr>
+        <w:t>4. Solar and wind power are renewable. (The former uses sunlight, while the latter uses moving air.) Both reduce fossil-fuel use.</w:t>
+      </w:r>
+    </w:p>
+    <w:p>
+      <w:pPr>
+        <w:spacing w:before="120" w:after="120"/>
+        <w:rPr>
+          <w:color w:val="000000"/>
+        </w:rPr>
+      </w:pPr>
+      <w:r>
+        <w:rPr>
+          <w:color w:val="000000"/>
+        </w:rPr>
+        <w:t>5. The team collected survey data. It analyzed the responses. (Next, members wrote the report.)</w:t>
+      </w:r>
+    </w:p>
+    <w:p>
+      <w:pPr>
+        <w:spacing w:before="120" w:after="120"/>
+        <w:rPr>
+          <w:color w:val="000000"/>
+        </w:rPr>
+      </w:pPr>
+      <w:r>
+        <w:rPr>
+          <w:color w:val="000000"/>
+        </w:rPr>
+        <w:t>6. The course was demanding. (Nevertheless, most students completed it.) They valued the practical skills.</w:t>
+      </w:r>
+    </w:p>
+    <w:p>
+      <w:pPr>
+        <w:spacing w:before="120" w:after="120"/>
+        <w:rPr>
+          <w:color w:val="000000"/>
+        </w:rPr>
+      </w:pPr>
+      <w:r>
+        <w:rPr>
+          <w:color w:val="000000"/>
+        </w:rPr>
+        <w:t>7. The road was closed. (Therefore, we took another route.) We arrived twenty minutes late.</w:t>
+      </w:r>
+    </w:p>
+    <w:p>
+      <w:pPr>
+        <w:spacing w:before="120" w:after="120"/>
+        <w:rPr>
+          <w:color w:val="000000"/>
+        </w:rPr>
+      </w:pPr>
+      <w:r>
+        <w:rPr>
+          <w:color w:val="000000"/>
+        </w:rPr>
+        <w:lastRenderedPageBreak/>
+        <w:t>8. The app stores personal data. (For this reason, strong security is essential.) Users must create complex passwords.</w:t>
+      </w:r>
+    </w:p>
+    <w:p>
+      <w:pPr>
+        <w:spacing w:before="120" w:after="120"/>
+        <w:rPr>
+          <w:color w:val="000000"/>
+        </w:rPr>
+      </w:pPr>
+      <w:r>
+        <w:rPr>
+          <w:color w:val="000000"/>
+        </w:rPr>
+        <w:t>9. Mai exercises regularly. (For example, she cycles to work.) She also swims twice a week.</w:t>
+      </w:r>
+    </w:p>
+    <w:p>
+      <w:pPr>
+        <w:spacing w:before="120" w:after="120"/>
+        <w:rPr>
+          <w:color w:val="000000"/>
+        </w:rPr>
+      </w:pPr>
+      <w:r>
+        <w:rPr>
+          <w:color w:val="000000"/>
+        </w:rPr>
+        <w:t>10. The project reduced waste and costs. (Overall, it achieved its main goals.)</w:t>
+      </w:r>
+    </w:p>
+    <w:p>
+      <w:pPr>
+        <w:keepNext/>
+        <w:spacing w:before="240" w:after="80"/>
+        <w:rPr>
+          <w:b/>
+          <w:color w:val="000000"/>
+        </w:rPr>
+      </w:pPr>
+      <w:r>
+        <w:rPr>
+          <w:b/>
+          <w:color w:val="000000"/>
+        </w:rPr>
+        <w:t>PHẦN 8. SỬA LỖI LIÊN KẾT (10 điểm)</w:t>
+      </w:r>
+    </w:p>
+    <w:p>
+      <w:pPr>
+        <w:spacing w:before="80" w:after="120"/>
+        <w:rPr>
+          <w:color w:val="000000"/>
+        </w:rPr>
+      </w:pPr>
+      <w:r>
+        <w:rPr>
+          <w:color w:val="000000"/>
+        </w:rPr>
+        <w:t>1. Lan bought a phone. They was expensive.</w:t>
+      </w:r>
+    </w:p>
+    <w:p>
+      <w:pPr>
+        <w:spacing w:before="120" w:after="120"/>
+        <w:rPr>
+          <w:color w:val="000000"/>
+        </w:rPr>
+      </w:pPr>
+      <w:r>
+        <w:rPr>
+          <w:color w:val="000000"/>
+        </w:rPr>
+        <w:t>2. The course is free. However, it provides useful materials. (quan hệ bổ sung)</w:t>
+      </w:r>
+    </w:p>
+    <w:p>
+      <w:pPr>
+        <w:spacing w:before="120" w:after="120"/>
+        <w:rPr>
+          <w:color w:val="000000"/>
+        </w:rPr>
+      </w:pPr>
+      <w:r>
+        <w:rPr>
+          <w:color w:val="000000"/>
+        </w:rPr>
+        <w:t>3. The road was flooded. Moreover, buses were delayed. (quan hệ kết quả)</w:t>
+      </w:r>
+    </w:p>
+    <w:p>
+      <w:pPr>
+        <w:spacing w:before="120" w:after="120"/>
+        <w:rPr>
+          <w:color w:val="000000"/>
+        </w:rPr>
+      </w:pPr>
+      <w:r>
+        <w:rPr>
+          <w:color w:val="000000"/>
+        </w:rPr>
+        <w:t>4. Although he was tired, but he continued working.</w:t>
+      </w:r>
+    </w:p>
+    <w:p>
+      <w:pPr>
+        <w:spacing w:before="120" w:after="120"/>
+        <w:rPr>
+          <w:color w:val="000000"/>
+        </w:rPr>
+      </w:pPr>
+      <w:r>
+        <w:rPr>
+          <w:color w:val="000000"/>
+        </w:rPr>
+        <w:t>5. Because of it rained, we stayed home.</w:t>
+      </w:r>
+    </w:p>
+    <w:p>
+      <w:pPr>
+        <w:spacing w:before="120" w:after="120"/>
+        <w:rPr>
+          <w:color w:val="000000"/>
+        </w:rPr>
+      </w:pPr>
+      <w:r>
+        <w:rPr>
+          <w:color w:val="000000"/>
+        </w:rPr>
+        <w:t>6. Many students need devices. This students cannot study online.</w:t>
+      </w:r>
+    </w:p>
+    <w:p>
+      <w:pPr>
+        <w:spacing w:before="120" w:after="120"/>
+        <w:rPr>
+          <w:color w:val="000000"/>
+        </w:rPr>
+      </w:pPr>
+      <w:r>
+        <w:rPr>
+          <w:color w:val="000000"/>
+        </w:rPr>
+        <w:t>7. Solar and wind power are clean. The former uses wind.</w:t>
+      </w:r>
+    </w:p>
+    <w:p>
+      <w:pPr>
+        <w:spacing w:before="120" w:after="120"/>
+        <w:rPr>
+          <w:color w:val="000000"/>
+        </w:rPr>
+      </w:pPr>
+      <w:r>
+        <w:rPr>
+          <w:color w:val="000000"/>
+        </w:rPr>
+        <w:t>8. The plan failed. For example, we started again.</w:t>
+      </w:r>
+    </w:p>
+    <w:p>
+      <w:pPr>
+        <w:spacing w:before="120" w:after="120"/>
+        <w:rPr>
+          <w:color w:val="000000"/>
+        </w:rPr>
+      </w:pPr>
+      <w:r>
+        <w:rPr>
+          <w:color w:val="000000"/>
+        </w:rPr>
+        <w:t>9. Nam promised to help, and he made so.</w:t>
+      </w:r>
+    </w:p>
+    <w:p>
+      <w:pPr>
+        <w:spacing w:before="120" w:after="120"/>
+        <w:rPr>
+          <w:color w:val="000000"/>
+        </w:rPr>
+      </w:pPr>
+      <w:r>
+        <w:rPr>
+          <w:color w:val="000000"/>
+        </w:rPr>
+        <w:t>10. Some learners study online; other use printed books.</w:t>
+      </w:r>
+    </w:p>
+    <w:p>
+      <w:pPr>
+        <w:keepNext/>
+        <w:spacing w:before="240" w:after="80"/>
+        <w:rPr>
+          <w:b/>
+          <w:color w:val="000000"/>
+        </w:rPr>
+      </w:pPr>
+      <w:r>
+        <w:rPr>
+          <w:b/>
+          <w:color w:val="000000"/>
+        </w:rPr>
+        <w:t>PHẦN 9. ĐỌC HIỂU VÀ QUY CHIẾU (10 điểm)</w:t>
+      </w:r>
+    </w:p>
+    <w:p>
+      <w:pPr>
+        <w:rPr>
+          <w:color w:val="000000"/>
+        </w:rPr>
+      </w:pPr>
+      <w:r>
+        <w:rPr>
+          <w:color w:val="000000"/>
+        </w:rPr>
+        <w:t>A city library introduced a mobile service for residents who live far from the center. The service uses a small bus containing books, computers and internet equipment. It visits five villages each week. This allows local learners to access educational resources without traveling long distances. The program initially served children; however, many adults also began using it. Such demand encouraged the library to add evening visits. These have become particularly popular with workers. Overall, the service has strengthened community access to learning.</w:t>
+      </w:r>
+    </w:p>
+    <w:p>
+      <w:pPr>
+        <w:spacing w:before="80" w:after="120"/>
+        <w:rPr>
+          <w:color w:val="000000"/>
+        </w:rPr>
+      </w:pPr>
+      <w:r>
+        <w:rPr>
+          <w:color w:val="000000"/>
+        </w:rPr>
+        <w:t>1. Who is the service for? 2. What does the bus contain? 3. What does it in sentence 3 refer to? 4. What does This refer to? 5. Why were evening visits added?</w:t>
+      </w:r>
+    </w:p>
+    <w:p>
+      <w:pPr>
+        <w:spacing w:before="120" w:after="120"/>
+        <w:rPr>
+          <w:color w:val="000000"/>
+        </w:rPr>
+      </w:pPr>
+      <w:r>
+        <w:rPr>
+          <w:color w:val="000000"/>
+        </w:rPr>
+        <w:t>6. What does Such demand mean? 7. What does These refer to? 8. What relation does however express? 9. Give a synonym for strengthened. 10. What is the main idea?</w:t>
+      </w:r>
+    </w:p>
+    <w:p>
+      <w:pPr>
+        <w:keepNext/>
+        <w:spacing w:before="240" w:after="80"/>
+        <w:rPr>
+          <w:b/>
+          <w:color w:val="000000"/>
+        </w:rPr>
+      </w:pPr>
+      <w:r>
+        <w:rPr>
+          <w:b/>
+          <w:color w:val="000000"/>
+        </w:rPr>
+        <w:t>PHẦN 10. VIẾT (10 điểm)</w:t>
+      </w:r>
+    </w:p>
+    <w:p>
+      <w:pPr>
+        <w:rPr>
+          <w:color w:val="000000"/>
+        </w:rPr>
+      </w:pPr>
+      <w:r>
+        <w:rPr>
+          <w:color w:val="000000"/>
+        </w:rPr>
+        <w:t>Viết đoạn văn 100–120 từ về một dịch vụ hoặc dự án cộng đồng. Dùng đại từ quy chiếu rõ ràng, ít nhất 5 từ nối thuộc các quan hệ khác nhau, một phép thay thế và một phép lược bỏ.</w:t>
+      </w:r>
+    </w:p>
+    <w:p>
+      <w:pPr>
+        <w:keepNext/>
+        <w:pageBreakBefore/>
+        <w:spacing w:before="240" w:after="80"/>
+        <w:rPr>
+          <w:b/>
+          <w:color w:val="000000"/>
+        </w:rPr>
+      </w:pPr>
+      <w:r>
+        <w:rPr>
+          <w:b/>
+          <w:color w:val="000000"/>
+        </w:rPr>
+        <w:lastRenderedPageBreak/>
+        <w:t>ĐÁP ÁN</w:t>
+      </w:r>
+    </w:p>
+    <w:p>
+      <w:pPr>
+        <w:keepNext/>
+        <w:spacing w:after="240"/>
+        <w:jc w:val="center"/>
+        <w:rPr>
+          <w:b/>
+          <w:color w:val="000000"/>
+          <w:sz w:val="30"/>
+        </w:rPr>
+      </w:pPr>
+      <w:r>
+        <w:rPr>
+          <w:b/>
+          <w:color w:val="000000"/>
+          <w:sz w:val="30"/>
+        </w:rPr>
+        <w:t>PHẦN 1</w:t>
+      </w:r>
+    </w:p>
+    <w:p>
+      <w:pPr>
+        <w:spacing w:after="160"/>
+        <w:rPr>
+          <w:color w:val="000000"/>
+        </w:rPr>
+      </w:pPr>
+      <w:r>
+        <w:rPr>
+          <w:color w:val="000000"/>
+        </w:rPr>
+        <w:t>1. Lan; a tablet</w:t>
+      </w:r>
+    </w:p>
+    <w:p>
+      <w:pPr>
+        <w:spacing w:after="160"/>
+        <w:rPr>
+          <w:color w:val="000000"/>
+        </w:rPr>
+      </w:pPr>
+      <w:r>
+        <w:rPr>
+          <w:color w:val="000000"/>
+        </w:rPr>
+        <w:t>2. the students</w:t>
+      </w:r>
+    </w:p>
+    <w:p>
+      <w:pPr>
+        <w:spacing w:after="160"/>
+        <w:rPr>
+          <w:color w:val="000000"/>
+        </w:rPr>
+      </w:pPr>
+      <w:r>
+        <w:rPr>
+          <w:color w:val="000000"/>
+        </w:rPr>
+        <w:t>3. the city planting more trees</w:t>
+      </w:r>
+    </w:p>
+    <w:p>
+      <w:pPr>
+        <w:spacing w:after="160"/>
+        <w:rPr>
+          <w:color w:val="000000"/>
+        </w:rPr>
+      </w:pPr>
+      <w:r>
+        <w:rPr>
+          <w:color w:val="000000"/>
+        </w:rPr>
+        <w:t>4. Nam</w:t>
+      </w:r>
+    </w:p>
+    <w:p>
+      <w:pPr>
+        <w:spacing w:after="160"/>
+        <w:rPr>
+          <w:color w:val="000000"/>
+        </w:rPr>
+      </w:pPr>
+      <w:r>
+        <w:rPr>
+          <w:color w:val="000000"/>
+        </w:rPr>
+        <w:t>5. new computers</w:t>
+      </w:r>
+    </w:p>
+    <w:p>
+      <w:pPr>
+        <w:spacing w:after="160"/>
+        <w:rPr>
+          <w:color w:val="000000"/>
+        </w:rPr>
+      </w:pPr>
+      <w:r>
+        <w:rPr>
+          <w:color w:val="000000"/>
+        </w:rPr>
+        <w:t>6. the key</w:t>
+      </w:r>
+    </w:p>
+    <w:p>
+      <w:pPr>
+        <w:spacing w:after="160"/>
+        <w:rPr>
+          <w:color w:val="000000"/>
+        </w:rPr>
+      </w:pPr>
+      <w:r>
+        <w:rPr>
+          <w:color w:val="000000"/>
+        </w:rPr>
+        <w:t>7. the flooded road</w:t>
+      </w:r>
+    </w:p>
+    <w:p>
+      <w:pPr>
+        <w:spacing w:after="160"/>
+        <w:rPr>
+          <w:color w:val="000000"/>
+        </w:rPr>
+      </w:pPr>
+      <w:r>
+        <w:rPr>
+          <w:color w:val="000000"/>
+        </w:rPr>
+        <w:t>8. teachers and students</w:t>
+      </w:r>
+    </w:p>
+    <w:p>
+      <w:pPr>
+        <w:spacing w:after="160"/>
+        <w:rPr>
+          <w:color w:val="000000"/>
+        </w:rPr>
+      </w:pPr>
+      <w:r>
+        <w:rPr>
+          <w:color w:val="000000"/>
+        </w:rPr>
+        <w:t>9. the policy change</w:t>
+      </w:r>
+    </w:p>
+    <w:p>
+      <w:pPr>
+        <w:spacing w:after="160"/>
+        <w:rPr>
+          <w:color w:val="000000"/>
+        </w:rPr>
+      </w:pPr>
+      <w:r>
+        <w:rPr>
+          <w:color w:val="000000"/>
+        </w:rPr>
+        <w:t>10. wind power</w:t>
+      </w:r>
+    </w:p>
+    <w:p>
+      <w:pPr>
+        <w:keepNext/>
+        <w:spacing w:before="240" w:after="80"/>
+        <w:rPr>
+          <w:b/>
+          <w:color w:val="000000"/>
+        </w:rPr>
+      </w:pPr>
+      <w:r>
+        <w:rPr>
+          <w:b/>
+          <w:color w:val="000000"/>
+        </w:rPr>
+        <w:t>PHẦN 2</w:t>
+      </w:r>
+    </w:p>
+    <w:p>
+      <w:pPr>
+        <w:spacing w:after="160"/>
+        <w:rPr>
+          <w:color w:val="000000"/>
+        </w:rPr>
+      </w:pPr>
+      <w:r>
+        <w:rPr>
+          <w:color w:val="000000"/>
+        </w:rPr>
+        <w:t>1. A</w:t>
+      </w:r>
+    </w:p>
+    <w:p>
+      <w:pPr>
+        <w:spacing w:after="160"/>
+        <w:rPr>
+          <w:color w:val="000000"/>
+        </w:rPr>
+      </w:pPr>
+      <w:r>
+        <w:rPr>
+          <w:color w:val="000000"/>
+        </w:rPr>
+        <w:t>2. B</w:t>
+      </w:r>
+    </w:p>
+    <w:p>
+      <w:pPr>
+        <w:spacing w:after="160"/>
+        <w:rPr>
+          <w:color w:val="000000"/>
+        </w:rPr>
+      </w:pPr>
+      <w:r>
+        <w:rPr>
+          <w:color w:val="000000"/>
+        </w:rPr>
+        <w:t>3. A</w:t>
+      </w:r>
+    </w:p>
+    <w:p>
+      <w:pPr>
+        <w:spacing w:after="160"/>
+        <w:rPr>
+          <w:color w:val="000000"/>
+        </w:rPr>
+      </w:pPr>
+      <w:r>
+        <w:rPr>
+          <w:color w:val="000000"/>
+        </w:rPr>
+        <w:t>4. B</w:t>
+      </w:r>
+    </w:p>
+    <w:p>
+      <w:pPr>
+        <w:spacing w:after="160"/>
+        <w:rPr>
+          <w:color w:val="000000"/>
+        </w:rPr>
+      </w:pPr>
+      <w:r>
+        <w:rPr>
+          <w:color w:val="000000"/>
+        </w:rPr>
+        <w:t>5. B</w:t>
+      </w:r>
+    </w:p>
+    <w:p>
+      <w:pPr>
+        <w:spacing w:after="160"/>
+        <w:rPr>
+          <w:color w:val="000000"/>
+        </w:rPr>
+      </w:pPr>
+      <w:r>
+        <w:rPr>
+          <w:color w:val="000000"/>
+        </w:rPr>
+        <w:t>6. A</w:t>
+      </w:r>
+    </w:p>
+    <w:p>
+      <w:pPr>
+        <w:spacing w:after="160"/>
+        <w:rPr>
+          <w:color w:val="000000"/>
+        </w:rPr>
+      </w:pPr>
+      <w:r>
+        <w:rPr>
+          <w:color w:val="000000"/>
+        </w:rPr>
+        <w:t>7. A</w:t>
+      </w:r>
+    </w:p>
+    <w:p>
+      <w:pPr>
+        <w:spacing w:after="160"/>
+        <w:rPr>
+          <w:color w:val="000000"/>
+        </w:rPr>
+      </w:pPr>
+      <w:r>
+        <w:rPr>
+          <w:color w:val="000000"/>
+        </w:rPr>
+        <w:t>8. B</w:t>
+      </w:r>
+    </w:p>
+    <w:p>
+      <w:pPr>
+        <w:spacing w:after="160"/>
+        <w:rPr>
+          <w:color w:val="000000"/>
+        </w:rPr>
+      </w:pPr>
+      <w:r>
+        <w:rPr>
+          <w:color w:val="000000"/>
+        </w:rPr>
+        <w:t>9. C</w:t>
+      </w:r>
+    </w:p>
+    <w:p>
+      <w:pPr>
+        <w:spacing w:after="160"/>
+        <w:rPr>
+          <w:color w:val="000000"/>
+        </w:rPr>
+      </w:pPr>
+      <w:r>
+        <w:rPr>
+          <w:color w:val="000000"/>
+        </w:rPr>
+        <w:t>10. A</w:t>
+      </w:r>
+    </w:p>
+    <w:p>
+      <w:pPr>
+        <w:keepNext/>
+        <w:spacing w:before="240" w:after="80"/>
+        <w:rPr>
+          <w:b/>
+          <w:color w:val="000000"/>
+        </w:rPr>
+      </w:pPr>
+      <w:r>
+        <w:rPr>
+          <w:b/>
+          <w:color w:val="000000"/>
+        </w:rPr>
+        <w:t>PHẦN 3</w:t>
+      </w:r>
+    </w:p>
+    <w:p>
+      <w:pPr>
+        <w:spacing w:after="160"/>
+        <w:rPr>
+          <w:color w:val="000000"/>
+        </w:rPr>
+      </w:pPr>
+      <w:r>
+        <w:rPr>
+          <w:color w:val="000000"/>
+        </w:rPr>
+        <w:t>1. A</w:t>
+      </w:r>
+    </w:p>
+    <w:p>
+      <w:pPr>
+        <w:spacing w:after="160"/>
+        <w:rPr>
+          <w:color w:val="000000"/>
+        </w:rPr>
+      </w:pPr>
+      <w:r>
+        <w:rPr>
+          <w:color w:val="000000"/>
+        </w:rPr>
+        <w:t>2. A</w:t>
+      </w:r>
+    </w:p>
+    <w:p>
+      <w:pPr>
+        <w:spacing w:after="160"/>
+        <w:rPr>
+          <w:color w:val="000000"/>
+        </w:rPr>
+      </w:pPr>
+      <w:r>
+        <w:rPr>
+          <w:color w:val="000000"/>
+        </w:rPr>
+        <w:t>3. A</w:t>
+      </w:r>
+    </w:p>
+    <w:p>
+      <w:pPr>
+        <w:spacing w:after="160"/>
+        <w:rPr>
+          <w:color w:val="000000"/>
+        </w:rPr>
+      </w:pPr>
+      <w:r>
+        <w:rPr>
+          <w:color w:val="000000"/>
+        </w:rPr>
+        <w:t>4. A</w:t>
+      </w:r>
+    </w:p>
+    <w:p>
+      <w:pPr>
+        <w:spacing w:after="160"/>
+        <w:rPr>
+          <w:color w:val="000000"/>
+        </w:rPr>
+      </w:pPr>
+      <w:r>
+        <w:rPr>
+          <w:color w:val="000000"/>
+        </w:rPr>
+        <w:t>5. A</w:t>
+      </w:r>
+    </w:p>
+    <w:p>
+      <w:pPr>
+        <w:spacing w:after="160"/>
+        <w:rPr>
+          <w:color w:val="000000"/>
+        </w:rPr>
+      </w:pPr>
+      <w:r>
+        <w:rPr>
+          <w:color w:val="000000"/>
+        </w:rPr>
+        <w:t>6. A</w:t>
+      </w:r>
+    </w:p>
+    <w:p>
+      <w:pPr>
+        <w:spacing w:after="160"/>
+        <w:rPr>
+          <w:color w:val="000000"/>
+        </w:rPr>
+      </w:pPr>
+      <w:r>
+        <w:rPr>
+          <w:color w:val="000000"/>
+        </w:rPr>
+        <w:lastRenderedPageBreak/>
+        <w:t>7. A</w:t>
+      </w:r>
+    </w:p>
+    <w:p>
+      <w:pPr>
+        <w:spacing w:after="160"/>
+        <w:rPr>
+          <w:color w:val="000000"/>
+        </w:rPr>
+      </w:pPr>
+      <w:r>
+        <w:rPr>
+          <w:color w:val="000000"/>
+        </w:rPr>
+        <w:t>8. A</w:t>
+      </w:r>
+    </w:p>
+    <w:p>
+      <w:pPr>
+        <w:spacing w:after="160"/>
+        <w:rPr>
+          <w:color w:val="000000"/>
+        </w:rPr>
+      </w:pPr>
+      <w:r>
+        <w:rPr>
+          <w:color w:val="000000"/>
+        </w:rPr>
+        <w:t>9. A</w:t>
+      </w:r>
+    </w:p>
+    <w:p>
+      <w:pPr>
+        <w:spacing w:after="160"/>
+        <w:rPr>
+          <w:color w:val="000000"/>
+        </w:rPr>
+      </w:pPr>
+      <w:r>
+        <w:rPr>
+          <w:color w:val="000000"/>
+        </w:rPr>
+        <w:t>10. A</w:t>
+      </w:r>
+    </w:p>
+    <w:p>
+      <w:pPr>
+        <w:keepNext/>
+        <w:spacing w:before="240" w:after="80"/>
+        <w:rPr>
+          <w:b/>
+          <w:color w:val="000000"/>
+        </w:rPr>
+      </w:pPr>
+      <w:r>
+        <w:rPr>
+          <w:b/>
+          <w:color w:val="000000"/>
+        </w:rPr>
+        <w:t>PHẦN 4</w:t>
+      </w:r>
+    </w:p>
+    <w:p>
+      <w:pPr>
+        <w:spacing w:after="160"/>
+        <w:rPr>
+          <w:color w:val="000000"/>
+        </w:rPr>
+      </w:pPr>
+      <w:r>
+        <w:rPr>
+          <w:color w:val="000000"/>
+        </w:rPr>
+        <w:t>1. A</w:t>
+      </w:r>
+    </w:p>
+    <w:p>
+      <w:pPr>
+        <w:spacing w:after="160"/>
+        <w:rPr>
+          <w:color w:val="000000"/>
+        </w:rPr>
+      </w:pPr>
+      <w:r>
+        <w:rPr>
+          <w:color w:val="000000"/>
+        </w:rPr>
+        <w:t>2. A</w:t>
+      </w:r>
+    </w:p>
+    <w:p>
+      <w:pPr>
+        <w:spacing w:after="160"/>
+        <w:rPr>
+          <w:color w:val="000000"/>
+        </w:rPr>
+      </w:pPr>
+      <w:r>
+        <w:rPr>
+          <w:color w:val="000000"/>
+        </w:rPr>
+        <w:t>3. A</w:t>
+      </w:r>
+    </w:p>
+    <w:p>
+      <w:pPr>
+        <w:spacing w:after="160"/>
+        <w:rPr>
+          <w:color w:val="000000"/>
+        </w:rPr>
+      </w:pPr>
+      <w:r>
+        <w:rPr>
+          <w:color w:val="000000"/>
+        </w:rPr>
+        <w:t>4. A</w:t>
+      </w:r>
+    </w:p>
+    <w:p>
+      <w:pPr>
+        <w:spacing w:after="160"/>
+        <w:rPr>
+          <w:color w:val="000000"/>
+        </w:rPr>
+      </w:pPr>
+      <w:r>
+        <w:rPr>
+          <w:color w:val="000000"/>
+        </w:rPr>
+        <w:t>5. A</w:t>
+      </w:r>
+    </w:p>
+    <w:p>
+      <w:pPr>
+        <w:spacing w:after="160"/>
+        <w:rPr>
+          <w:color w:val="000000"/>
+        </w:rPr>
+      </w:pPr>
+      <w:r>
+        <w:rPr>
+          <w:color w:val="000000"/>
+        </w:rPr>
+        <w:t>6. A</w:t>
+      </w:r>
+    </w:p>
+    <w:p>
+      <w:pPr>
+        <w:spacing w:after="160"/>
+        <w:rPr>
+          <w:color w:val="000000"/>
+        </w:rPr>
+      </w:pPr>
+      <w:r>
+        <w:rPr>
+          <w:color w:val="000000"/>
+        </w:rPr>
+        <w:t>7. A</w:t>
+      </w:r>
+    </w:p>
+    <w:p>
+      <w:pPr>
+        <w:spacing w:after="160"/>
+        <w:rPr>
+          <w:color w:val="000000"/>
+        </w:rPr>
+      </w:pPr>
+      <w:r>
+        <w:rPr>
+          <w:color w:val="000000"/>
+        </w:rPr>
+        <w:t>8. A</w:t>
+      </w:r>
+    </w:p>
+    <w:p>
+      <w:pPr>
+        <w:spacing w:after="160"/>
+        <w:rPr>
+          <w:color w:val="000000"/>
+        </w:rPr>
+      </w:pPr>
+      <w:r>
+        <w:rPr>
+          <w:color w:val="000000"/>
+        </w:rPr>
+        <w:t>9. A</w:t>
+      </w:r>
+    </w:p>
+    <w:p>
+      <w:pPr>
+        <w:spacing w:after="160"/>
+        <w:rPr>
+          <w:color w:val="000000"/>
+        </w:rPr>
+      </w:pPr>
+      <w:r>
+        <w:rPr>
+          <w:color w:val="000000"/>
+        </w:rPr>
+        <w:t>10. A</w:t>
+      </w:r>
+    </w:p>
+    <w:p>
+      <w:pPr>
+        <w:keepNext/>
+        <w:spacing w:before="240" w:after="80"/>
+        <w:rPr>
+          <w:b/>
+          <w:color w:val="000000"/>
+        </w:rPr>
+      </w:pPr>
+      <w:r>
+        <w:rPr>
+          <w:b/>
+          <w:color w:val="000000"/>
+        </w:rPr>
+        <w:t>PHẦN 5</w:t>
+      </w:r>
+    </w:p>
+    <w:p>
+      <w:pPr>
+        <w:spacing w:after="160"/>
+        <w:rPr>
+          <w:color w:val="000000"/>
+        </w:rPr>
+      </w:pPr>
+      <w:r>
+        <w:rPr>
+          <w:color w:val="000000"/>
+        </w:rPr>
+        <w:t>1. red shirt</w:t>
+      </w:r>
+    </w:p>
+    <w:p>
+      <w:pPr>
+        <w:spacing w:after="160"/>
+        <w:rPr>
+          <w:color w:val="000000"/>
+        </w:rPr>
+      </w:pPr>
+      <w:r>
+        <w:rPr>
+          <w:color w:val="000000"/>
+        </w:rPr>
+        <w:t>2. called</w:t>
+      </w:r>
+    </w:p>
+    <w:p>
+      <w:pPr>
+        <w:spacing w:after="160"/>
+        <w:rPr>
+          <w:color w:val="000000"/>
+        </w:rPr>
+      </w:pPr>
+      <w:r>
+        <w:rPr>
+          <w:color w:val="000000"/>
+        </w:rPr>
+        <w:t>3. chose/study</w:t>
+      </w:r>
+    </w:p>
+    <w:p>
+      <w:pPr>
+        <w:spacing w:after="160"/>
+        <w:rPr>
+          <w:color w:val="000000"/>
+        </w:rPr>
+      </w:pPr>
+      <w:r>
+        <w:rPr>
+          <w:color w:val="000000"/>
+        </w:rPr>
+        <w:t>4. the train will be late</w:t>
+      </w:r>
+    </w:p>
+    <w:p>
+      <w:pPr>
+        <w:spacing w:after="160"/>
+        <w:rPr>
+          <w:color w:val="000000"/>
+        </w:rPr>
+      </w:pPr>
+      <w:r>
+        <w:rPr>
+          <w:color w:val="000000"/>
+        </w:rPr>
+        <w:t>5. Nam will fail</w:t>
+      </w:r>
+    </w:p>
+    <w:p>
+      <w:pPr>
+        <w:spacing w:after="160"/>
+        <w:rPr>
+          <w:color w:val="000000"/>
+        </w:rPr>
+      </w:pPr>
+      <w:r>
+        <w:rPr>
+          <w:color w:val="000000"/>
+        </w:rPr>
+        <w:t>6. method</w:t>
+      </w:r>
+    </w:p>
+    <w:p>
+      <w:pPr>
+        <w:spacing w:after="160"/>
+        <w:rPr>
+          <w:color w:val="000000"/>
+        </w:rPr>
+      </w:pPr>
+      <w:r>
+        <w:rPr>
+          <w:color w:val="000000"/>
+        </w:rPr>
+        <w:t>7. swim</w:t>
+      </w:r>
+    </w:p>
+    <w:p>
+      <w:pPr>
+        <w:spacing w:after="160"/>
+        <w:rPr>
+          <w:color w:val="000000"/>
+        </w:rPr>
+      </w:pPr>
+      <w:r>
+        <w:rPr>
+          <w:color w:val="000000"/>
+        </w:rPr>
+        <w:t>8. worked</w:t>
+      </w:r>
+    </w:p>
+    <w:p>
+      <w:pPr>
+        <w:spacing w:after="160"/>
+        <w:rPr>
+          <w:color w:val="000000"/>
+        </w:rPr>
+      </w:pPr>
+      <w:r>
+        <w:rPr>
+          <w:color w:val="000000"/>
+        </w:rPr>
+        <w:t>9. join</w:t>
+      </w:r>
+    </w:p>
+    <w:p>
+      <w:pPr>
+        <w:spacing w:after="160"/>
+        <w:rPr>
+          <w:color w:val="000000"/>
+        </w:rPr>
+      </w:pPr>
+      <w:r>
+        <w:rPr>
+          <w:color w:val="000000"/>
+        </w:rPr>
+        <w:t>10. shoes</w:t>
+      </w:r>
+    </w:p>
+    <w:p>
+      <w:pPr>
+        <w:keepNext/>
+        <w:spacing w:before="240" w:after="80"/>
+        <w:rPr>
+          <w:b/>
+          <w:color w:val="000000"/>
+        </w:rPr>
+      </w:pPr>
+      <w:r>
+        <w:rPr>
+          <w:b/>
+          <w:color w:val="000000"/>
+        </w:rPr>
+        <w:t>PHẦN 6</w:t>
+      </w:r>
+    </w:p>
+    <w:p>
+      <w:pPr>
+        <w:spacing w:after="160"/>
+        <w:rPr>
+          <w:color w:val="000000"/>
+        </w:rPr>
+      </w:pPr>
+      <w:r>
+        <w:rPr>
+          <w:color w:val="000000"/>
+        </w:rPr>
+        <w:t>1. C</w:t>
+      </w:r>
+    </w:p>
+    <w:p>
+      <w:pPr>
+        <w:spacing w:after="160"/>
+        <w:rPr>
+          <w:color w:val="000000"/>
+        </w:rPr>
+      </w:pPr>
+      <w:r>
+        <w:rPr>
+          <w:color w:val="000000"/>
+        </w:rPr>
+        <w:t>2. B</w:t>
+      </w:r>
+    </w:p>
+    <w:p>
+      <w:pPr>
+        <w:spacing w:after="160"/>
+        <w:rPr>
+          <w:color w:val="000000"/>
+        </w:rPr>
+      </w:pPr>
+      <w:r>
+        <w:rPr>
+          <w:color w:val="000000"/>
+        </w:rPr>
+        <w:t>3. E</w:t>
+      </w:r>
+    </w:p>
+    <w:p>
+      <w:pPr>
+        <w:spacing w:after="160"/>
+        <w:rPr>
+          <w:color w:val="000000"/>
+        </w:rPr>
+      </w:pPr>
+      <w:r>
+        <w:rPr>
+          <w:color w:val="000000"/>
+        </w:rPr>
+        <w:lastRenderedPageBreak/>
+        <w:t>4. D</w:t>
+      </w:r>
+    </w:p>
+    <w:p>
+      <w:pPr>
+        <w:spacing w:after="160"/>
+        <w:rPr>
+          <w:color w:val="000000"/>
+        </w:rPr>
+      </w:pPr>
+      <w:r>
+        <w:rPr>
+          <w:color w:val="000000"/>
+        </w:rPr>
+        <w:t>5. A</w:t>
+      </w:r>
+    </w:p>
+    <w:p>
+      <w:pPr>
+        <w:spacing w:after="160"/>
+        <w:rPr>
+          <w:color w:val="000000"/>
+        </w:rPr>
+      </w:pPr>
+      <w:r>
+        <w:rPr>
+          <w:color w:val="000000"/>
+        </w:rPr>
+        <w:t>6. E</w:t>
+      </w:r>
+    </w:p>
+    <w:p>
+      <w:pPr>
+        <w:spacing w:after="160"/>
+        <w:rPr>
+          <w:color w:val="000000"/>
+        </w:rPr>
+      </w:pPr>
+      <w:r>
+        <w:rPr>
+          <w:color w:val="000000"/>
+        </w:rPr>
+        <w:t>7. B</w:t>
+      </w:r>
+    </w:p>
+    <w:p>
+      <w:pPr>
+        <w:spacing w:after="160"/>
+        <w:rPr>
+          <w:color w:val="000000"/>
+        </w:rPr>
+      </w:pPr>
+      <w:r>
+        <w:rPr>
+          <w:color w:val="000000"/>
+        </w:rPr>
+        <w:t>8. C</w:t>
+      </w:r>
+    </w:p>
+    <w:p>
+      <w:pPr>
+        <w:spacing w:after="160"/>
+        <w:rPr>
+          <w:color w:val="000000"/>
+        </w:rPr>
+      </w:pPr>
+      <w:r>
+        <w:rPr>
+          <w:color w:val="000000"/>
+        </w:rPr>
+        <w:t>9. D</w:t>
+      </w:r>
+    </w:p>
+    <w:p>
+      <w:pPr>
+        <w:spacing w:after="160"/>
+        <w:rPr>
+          <w:color w:val="000000"/>
+        </w:rPr>
+      </w:pPr>
+      <w:r>
+        <w:rPr>
+          <w:color w:val="000000"/>
+        </w:rPr>
+        <w:t>10. A</w:t>
+      </w:r>
+    </w:p>
+    <w:p>
+      <w:pPr>
+        <w:keepNext/>
+        <w:spacing w:before="240" w:after="80"/>
+        <w:rPr>
+          <w:b/>
+          <w:color w:val="000000"/>
+        </w:rPr>
+      </w:pPr>
+      <w:r>
+        <w:rPr>
+          <w:b/>
+          <w:color w:val="000000"/>
+        </w:rPr>
+        <w:t>PHẦN 7</w:t>
+      </w:r>
+    </w:p>
+    <w:p>
+      <w:pPr>
+        <w:spacing w:after="160"/>
+        <w:rPr>
+          <w:color w:val="000000"/>
+        </w:rPr>
+      </w:pPr>
+      <w:r>
+        <w:rPr>
+          <w:color w:val="000000"/>
+        </w:rPr>
+        <w:t>1. after sentence 1</w:t>
+      </w:r>
+    </w:p>
+    <w:p>
+      <w:pPr>
+        <w:spacing w:after="160"/>
+        <w:rPr>
+          <w:color w:val="000000"/>
+        </w:rPr>
+      </w:pPr>
+      <w:r>
+        <w:rPr>
+          <w:color w:val="000000"/>
+        </w:rPr>
+        <w:t>2. after “Air pollution fell”</w:t>
+      </w:r>
+    </w:p>
+    <w:p>
+      <w:pPr>
+        <w:spacing w:after="160"/>
+        <w:rPr>
+          <w:color w:val="000000"/>
+        </w:rPr>
+      </w:pPr>
+      <w:r>
+        <w:rPr>
+          <w:color w:val="000000"/>
+        </w:rPr>
+        <w:t>3. after sentence 1</w:t>
+      </w:r>
+    </w:p>
+    <w:p>
+      <w:pPr>
+        <w:spacing w:after="160"/>
+        <w:rPr>
+          <w:color w:val="000000"/>
+        </w:rPr>
+      </w:pPr>
+      <w:r>
+        <w:rPr>
+          <w:color w:val="000000"/>
+        </w:rPr>
+        <w:t>4. between the two given sentences</w:t>
+      </w:r>
+    </w:p>
+    <w:p>
+      <w:pPr>
+        <w:spacing w:after="160"/>
+        <w:rPr>
+          <w:color w:val="000000"/>
+        </w:rPr>
+      </w:pPr>
+      <w:r>
+        <w:rPr>
+          <w:color w:val="000000"/>
+        </w:rPr>
+        <w:t>5. after sentence 2</w:t>
+      </w:r>
+    </w:p>
+    <w:p>
+      <w:pPr>
+        <w:spacing w:after="160"/>
+        <w:rPr>
+          <w:color w:val="000000"/>
+        </w:rPr>
+      </w:pPr>
+      <w:r>
+        <w:rPr>
+          <w:color w:val="000000"/>
+        </w:rPr>
+        <w:t>6. after sentence 1</w:t>
+      </w:r>
+    </w:p>
+    <w:p>
+      <w:pPr>
+        <w:spacing w:after="160"/>
+        <w:rPr>
+          <w:color w:val="000000"/>
+        </w:rPr>
+      </w:pPr>
+      <w:r>
+        <w:rPr>
+          <w:color w:val="000000"/>
+        </w:rPr>
+        <w:t>7. after sentence 1</w:t>
+      </w:r>
+    </w:p>
+    <w:p>
+      <w:pPr>
+        <w:spacing w:after="160"/>
+        <w:rPr>
+          <w:color w:val="000000"/>
+        </w:rPr>
+      </w:pPr>
+      <w:r>
+        <w:rPr>
+          <w:color w:val="000000"/>
+        </w:rPr>
+        <w:t>8. after sentence 1</w:t>
+      </w:r>
+    </w:p>
+    <w:p>
+      <w:pPr>
+        <w:spacing w:after="160"/>
+        <w:rPr>
+          <w:color w:val="000000"/>
+        </w:rPr>
+      </w:pPr>
+      <w:r>
+        <w:rPr>
+          <w:color w:val="000000"/>
+        </w:rPr>
+        <w:t>9. after sentence 1</w:t>
+      </w:r>
+    </w:p>
+    <w:p>
+      <w:pPr>
+        <w:spacing w:after="160"/>
+        <w:rPr>
+          <w:color w:val="000000"/>
+        </w:rPr>
+      </w:pPr>
+      <w:r>
+        <w:rPr>
+          <w:color w:val="000000"/>
+        </w:rPr>
+        <w:t>10. after the only given sentence</w:t>
+      </w:r>
+    </w:p>
+    <w:p>
+      <w:pPr>
+        <w:keepNext/>
+        <w:spacing w:before="240" w:after="80"/>
+        <w:rPr>
+          <w:b/>
+          <w:color w:val="000000"/>
+        </w:rPr>
+      </w:pPr>
+      <w:r>
+        <w:rPr>
+          <w:b/>
+          <w:color w:val="000000"/>
+        </w:rPr>
+        <w:t>PHẦN 8</w:t>
+      </w:r>
+    </w:p>
+    <w:p>
+      <w:pPr>
+        <w:spacing w:after="160"/>
+        <w:rPr>
+          <w:color w:val="000000"/>
+        </w:rPr>
+      </w:pPr>
+      <w:r>
+        <w:rPr>
+          <w:color w:val="000000"/>
+        </w:rPr>
+        <w:t>1. It was expensive</w:t>
+      </w:r>
+    </w:p>
+    <w:p>
+      <w:pPr>
+        <w:spacing w:after="160"/>
+        <w:rPr>
+          <w:color w:val="000000"/>
+        </w:rPr>
+      </w:pPr>
+      <w:r>
+        <w:rPr>
+          <w:color w:val="000000"/>
+        </w:rPr>
+        <w:t>2. Moreover/In addition</w:t>
+      </w:r>
+    </w:p>
+    <w:p>
+      <w:pPr>
+        <w:spacing w:after="160"/>
+        <w:rPr>
+          <w:color w:val="000000"/>
+        </w:rPr>
+      </w:pPr>
+      <w:r>
+        <w:rPr>
+          <w:color w:val="000000"/>
+        </w:rPr>
+        <w:t>3. Therefore/As a result</w:t>
+      </w:r>
+    </w:p>
+    <w:p>
+      <w:pPr>
+        <w:spacing w:after="160"/>
+        <w:rPr>
+          <w:color w:val="000000"/>
+        </w:rPr>
+      </w:pPr>
+      <w:r>
+        <w:rPr>
+          <w:color w:val="000000"/>
+        </w:rPr>
+        <w:t>4. remove but</w:t>
+      </w:r>
+    </w:p>
+    <w:p>
+      <w:pPr>
+        <w:spacing w:after="160"/>
+        <w:rPr>
+          <w:color w:val="000000"/>
+        </w:rPr>
+      </w:pPr>
+      <w:r>
+        <w:rPr>
+          <w:color w:val="000000"/>
+        </w:rPr>
+        <w:t>5. Because it rained/Because of the rain</w:t>
+      </w:r>
+    </w:p>
+    <w:p>
+      <w:pPr>
+        <w:spacing w:after="160"/>
+        <w:rPr>
+          <w:color w:val="000000"/>
+        </w:rPr>
+      </w:pPr>
+      <w:r>
+        <w:rPr>
+          <w:color w:val="000000"/>
+        </w:rPr>
+        <w:t>6. These students</w:t>
+      </w:r>
+    </w:p>
+    <w:p>
+      <w:pPr>
+        <w:spacing w:after="160"/>
+        <w:rPr>
+          <w:color w:val="000000"/>
+        </w:rPr>
+      </w:pPr>
+      <w:r>
+        <w:rPr>
+          <w:color w:val="000000"/>
+        </w:rPr>
+        <w:t>7. former uses sunlight; latter uses wind</w:t>
+      </w:r>
+    </w:p>
+    <w:p>
+      <w:pPr>
+        <w:spacing w:after="160"/>
+        <w:rPr>
+          <w:color w:val="000000"/>
+        </w:rPr>
+      </w:pPr>
+      <w:r>
+        <w:rPr>
+          <w:color w:val="000000"/>
+        </w:rPr>
+        <w:t>8. Therefore/As a result</w:t>
+      </w:r>
+    </w:p>
+    <w:p>
+      <w:pPr>
+        <w:spacing w:after="160"/>
+        <w:rPr>
+          <w:color w:val="000000"/>
+        </w:rPr>
+      </w:pPr>
+      <w:r>
+        <w:rPr>
+          <w:color w:val="000000"/>
+        </w:rPr>
+        <w:t>9. did so</w:t>
+      </w:r>
+    </w:p>
+    <w:p>
+      <w:pPr>
+        <w:spacing w:after="160"/>
+        <w:rPr>
+          <w:color w:val="000000"/>
+        </w:rPr>
+      </w:pPr>
+      <w:r>
+        <w:rPr>
+          <w:color w:val="000000"/>
+        </w:rPr>
+        <w:t>10. others</w:t>
+      </w:r>
+    </w:p>
+    <w:p>
+      <w:pPr>
+        <w:keepNext/>
+        <w:spacing w:before="240" w:after="80"/>
+        <w:rPr>
+          <w:b/>
+          <w:color w:val="000000"/>
+        </w:rPr>
+      </w:pPr>
+      <w:r>
+        <w:rPr>
+          <w:b/>
+          <w:color w:val="000000"/>
+        </w:rPr>
+        <w:lastRenderedPageBreak/>
+        <w:t>PHẦN 9</w:t>
+      </w:r>
+    </w:p>
+    <w:p>
+      <w:pPr>
+        <w:spacing w:after="160"/>
+        <w:rPr>
+          <w:color w:val="000000"/>
+        </w:rPr>
+      </w:pPr>
+      <w:r>
+        <w:rPr>
+          <w:color w:val="000000"/>
+        </w:rPr>
+        <w:t>1. Residents far from the center</w:t>
+      </w:r>
+    </w:p>
+    <w:p>
+      <w:pPr>
+        <w:spacing w:after="160"/>
+        <w:rPr>
+          <w:color w:val="000000"/>
+        </w:rPr>
+      </w:pPr>
+      <w:r>
+        <w:rPr>
+          <w:color w:val="000000"/>
+        </w:rPr>
+        <w:t>2. Books, computers and internet equipment</w:t>
+      </w:r>
+    </w:p>
+    <w:p>
+      <w:pPr>
+        <w:spacing w:after="160"/>
+        <w:rPr>
+          <w:color w:val="000000"/>
+        </w:rPr>
+      </w:pPr>
+      <w:r>
+        <w:rPr>
+          <w:color w:val="000000"/>
+        </w:rPr>
+        <w:t>3. The mobile service/bus</w:t>
+      </w:r>
+    </w:p>
+    <w:p>
+      <w:pPr>
+        <w:spacing w:after="160"/>
+        <w:rPr>
+          <w:color w:val="000000"/>
+        </w:rPr>
+      </w:pPr>
+      <w:r>
+        <w:rPr>
+          <w:color w:val="000000"/>
+        </w:rPr>
+        <w:t>4. Visiting villages with resources</w:t>
+      </w:r>
+    </w:p>
+    <w:p>
+      <w:pPr>
+        <w:spacing w:after="160"/>
+        <w:rPr>
+          <w:color w:val="000000"/>
+        </w:rPr>
+      </w:pPr>
+      <w:r>
+        <w:rPr>
+          <w:color w:val="000000"/>
+        </w:rPr>
+        <w:t>5. Many adults created additional demand</w:t>
+      </w:r>
+    </w:p>
+    <w:p>
+      <w:pPr>
+        <w:spacing w:after="160"/>
+        <w:rPr>
+          <w:color w:val="000000"/>
+        </w:rPr>
+      </w:pPr>
+      <w:r>
+        <w:rPr>
+          <w:color w:val="000000"/>
+        </w:rPr>
+        <w:t>6. Demand from children and adults</w:t>
+      </w:r>
+    </w:p>
+    <w:p>
+      <w:pPr>
+        <w:spacing w:after="160"/>
+        <w:rPr>
+          <w:color w:val="000000"/>
+        </w:rPr>
+      </w:pPr>
+      <w:r>
+        <w:rPr>
+          <w:color w:val="000000"/>
+        </w:rPr>
+        <w:t>7. Evening visits</w:t>
+      </w:r>
+    </w:p>
+    <w:p>
+      <w:pPr>
+        <w:spacing w:after="160"/>
+        <w:rPr>
+          <w:color w:val="000000"/>
+        </w:rPr>
+      </w:pPr>
+      <w:r>
+        <w:rPr>
+          <w:color w:val="000000"/>
+        </w:rPr>
+        <w:t>8. Contrast</w:t>
+      </w:r>
+    </w:p>
+    <w:p>
+      <w:pPr>
+        <w:spacing w:after="160"/>
+        <w:rPr>
+          <w:color w:val="000000"/>
+        </w:rPr>
+      </w:pPr>
+      <w:r>
+        <w:rPr>
+          <w:color w:val="000000"/>
+        </w:rPr>
+        <w:t>9. Improved/increased</w:t>
+      </w:r>
+    </w:p>
+    <w:p>
+      <w:pPr>
+        <w:spacing w:after="160"/>
+        <w:rPr>
+          <w:color w:val="000000"/>
+        </w:rPr>
+      </w:pPr>
+      <w:r>
+        <w:rPr>
+          <w:color w:val="000000"/>
+        </w:rPr>
+        <w:t>10. A mobile library improves access to learning</w:t>
+      </w:r>
+    </w:p>
+    <w:p>
+      <w:pPr>
+        <w:keepNext/>
+        <w:spacing w:before="240" w:after="80"/>
+        <w:rPr>
+          <w:b/>
+          <w:color w:val="000000"/>
+        </w:rPr>
+      </w:pPr>
+      <w:r>
+        <w:rPr>
+          <w:b/>
+          <w:color w:val="000000"/>
+        </w:rPr>
+        <w:t>PHẦN 10 – BÀI MẪU</w:t>
+      </w:r>
+    </w:p>
+    <w:p>
+      <w:pPr>
+        <w:rPr>
+          <w:b/>
+          <w:color w:val="000000"/>
+        </w:rPr>
+      </w:pPr>
+      <w:r>
+        <w:rPr>
+          <w:b/>
+          <w:color w:val="000000"/>
+        </w:rPr>
+        <w:t>Our town recently introduced a mobile library for residents living far from the center. The service uses a small bus containing books and computers. It visits five villages every week, and this allows local learners to access useful resources without traveling long distances. The program first served children; however, many adults soon began using it. Such demand encouraged the library to add evening visits. These are especially popular with workers. Some residents borrow printed books; others digital materials. The library promised to expand the service, and it did so this month. Moreover, free reading activities are now available. Overall, the project has significantly strengthened community access to education.</w:t>
+      </w:r>
+    </w:p>
+    <w:p>
+      <w:pPr>
+        <w:rPr>
+          <w:color w:val="000000"/>
+        </w:rPr>
+      </w:pPr>
     </w:p>
     <w:sectPr>
       <w:pgSz w:w="11906" w:h="16838"/>
-      <w:pgMar w:top="1134" w:right="1134" w:bottom="1134" w:left="1134"/>
+      <w:pgMar w:top="1134" w:right="1134" w:bottom="1134" w:left="1134" w:header="720" w:footer="720" w:gutter="0"/>
+      <w:cols w:space="720"/>
     </w:sectPr>
   </w:body>
 </w:document>
